--- a/dev/checklists/school_governance/本校校董會治理政策_學校版_DRAFT.docx
+++ b/dev/checklists/school_governance/本校校董會治理政策_學校版_DRAFT.docx
@@ -179,7 +179,7 @@
           <w:sz w:val="28"/>
           <w:szCs w:val="28"/>
         </w:rPr>
-        <w:t xml:space="preserve">undefined. undefined</w:t>
+        <w:t xml:space="preserve">1. 家長校董選舉</w:t>
       </w:r>
     </w:p>
     <w:p>
@@ -195,7 +195,7 @@
           <w:sz w:val="22"/>
           <w:szCs w:val="22"/>
         </w:rPr>
-        <w:t xml:space="preserve">undefined.1　</w:t>
+        <w:t xml:space="preserve">1.1　</w:t>
       </w:r>
       <w:r>
         <w:rPr>
@@ -300,7 +300,7 @@
           <w:sz w:val="22"/>
           <w:szCs w:val="22"/>
         </w:rPr>
-        <w:t xml:space="preserve">undefined.2　</w:t>
+        <w:t xml:space="preserve">1.2　</w:t>
       </w:r>
       <w:r>
         <w:rPr>
@@ -459,7 +459,7 @@
           <w:sz w:val="22"/>
           <w:szCs w:val="22"/>
         </w:rPr>
-        <w:t xml:space="preserve">undefined.3　</w:t>
+        <w:t xml:space="preserve">1.3　</w:t>
       </w:r>
       <w:r>
         <w:rPr>
@@ -825,7 +825,7 @@
           <w:sz w:val="22"/>
           <w:szCs w:val="22"/>
         </w:rPr>
-        <w:t xml:space="preserve">undefined.4　</w:t>
+        <w:t xml:space="preserve">1.4　</w:t>
       </w:r>
       <w:r>
         <w:rPr>
@@ -895,7 +895,7 @@
           <w:sz w:val="22"/>
           <w:szCs w:val="22"/>
         </w:rPr>
-        <w:t xml:space="preserve">undefined.5　</w:t>
+        <w:t xml:space="preserve">1.5　</w:t>
       </w:r>
       <w:r>
         <w:rPr>
@@ -1001,7 +1001,7 @@
           <w:sz w:val="22"/>
           <w:szCs w:val="22"/>
         </w:rPr>
-        <w:t xml:space="preserve">undefined.6　</w:t>
+        <w:t xml:space="preserve">1.6　</w:t>
       </w:r>
       <w:r>
         <w:rPr>
@@ -1053,7 +1053,7 @@
           <w:sz w:val="22"/>
           <w:szCs w:val="22"/>
         </w:rPr>
-        <w:t xml:space="preserve">undefined.7　</w:t>
+        <w:t xml:space="preserve">1.7　</w:t>
       </w:r>
       <w:r>
         <w:rPr>
@@ -1533,7 +1533,7 @@
           <w:sz w:val="22"/>
           <w:szCs w:val="22"/>
         </w:rPr>
-        <w:t xml:space="preserve">undefined.8　</w:t>
+        <w:t xml:space="preserve">1.8　</w:t>
       </w:r>
       <w:r>
         <w:rPr>
@@ -1603,7 +1603,7 @@
           <w:sz w:val="22"/>
           <w:szCs w:val="22"/>
         </w:rPr>
-        <w:t xml:space="preserve">undefined.9　</w:t>
+        <w:t xml:space="preserve">1.9　</w:t>
       </w:r>
       <w:r>
         <w:rPr>
@@ -1673,7 +1673,7 @@
           <w:sz w:val="22"/>
           <w:szCs w:val="22"/>
         </w:rPr>
-        <w:t xml:space="preserve">undefined.10　</w:t>
+        <w:t xml:space="preserve">1.10　</w:t>
       </w:r>
       <w:r>
         <w:rPr>
@@ -1851,7 +1851,7 @@
           <w:sz w:val="22"/>
           <w:szCs w:val="22"/>
         </w:rPr>
-        <w:t xml:space="preserve">undefined.11　</w:t>
+        <w:t xml:space="preserve">1.11　</w:t>
       </w:r>
       <w:r>
         <w:rPr>
@@ -1939,7 +1939,7 @@
           <w:sz w:val="22"/>
           <w:szCs w:val="22"/>
         </w:rPr>
-        <w:t xml:space="preserve">undefined.12　</w:t>
+        <w:t xml:space="preserve">1.12　</w:t>
       </w:r>
       <w:r>
         <w:rPr>
@@ -2287,7 +2287,7 @@
           <w:sz w:val="22"/>
           <w:szCs w:val="22"/>
         </w:rPr>
-        <w:t xml:space="preserve">undefined.13　</w:t>
+        <w:t xml:space="preserve">1.13　</w:t>
       </w:r>
       <w:r>
         <w:rPr>
@@ -2357,7 +2357,7 @@
           <w:sz w:val="22"/>
           <w:szCs w:val="22"/>
         </w:rPr>
-        <w:t xml:space="preserve">undefined.14　</w:t>
+        <w:t xml:space="preserve">1.14　</w:t>
       </w:r>
       <w:r>
         <w:rPr>
@@ -2427,7 +2427,7 @@
           <w:sz w:val="22"/>
           <w:szCs w:val="22"/>
         </w:rPr>
-        <w:t xml:space="preserve">undefined.15　</w:t>
+        <w:t xml:space="preserve">1.15　</w:t>
       </w:r>
       <w:r>
         <w:rPr>
@@ -2479,7 +2479,7 @@
           <w:sz w:val="22"/>
           <w:szCs w:val="22"/>
         </w:rPr>
-        <w:t xml:space="preserve">undefined.16　</w:t>
+        <w:t xml:space="preserve">1.16　</w:t>
       </w:r>
       <w:r>
         <w:rPr>
@@ -2549,7 +2549,7 @@
           <w:sz w:val="22"/>
           <w:szCs w:val="22"/>
         </w:rPr>
-        <w:t xml:space="preserve">undefined.17　</w:t>
+        <w:t xml:space="preserve">1.17　</w:t>
       </w:r>
       <w:r>
         <w:rPr>
@@ -2991,7 +2991,7 @@
           <w:sz w:val="22"/>
           <w:szCs w:val="22"/>
         </w:rPr>
-        <w:t xml:space="preserve">undefined.18　</w:t>
+        <w:t xml:space="preserve">1.18　</w:t>
       </w:r>
       <w:r>
         <w:rPr>
@@ -3061,7 +3061,7 @@
           <w:sz w:val="22"/>
           <w:szCs w:val="22"/>
         </w:rPr>
-        <w:t xml:space="preserve">undefined.19　</w:t>
+        <w:t xml:space="preserve">1.19　</w:t>
       </w:r>
       <w:r>
         <w:rPr>
@@ -3112,7 +3112,7 @@
         </w:rPr>
         <w:t xml:space="preserve">1, 6, 20　</w:t>
       </w:r>
-      <w:hyperlink w:history="1" r:id="rIdfbxsrkh6r1csjm8rpoptv">
+      <w:hyperlink w:history="1" r:id="rIdc1f-yf1xw_onli_dbwl9k">
         <w:r>
           <w:rPr>
             <w:rStyle w:val="Hyperlink"/>
@@ -3138,7 +3138,7 @@
         </w:rPr>
         <w:t xml:space="preserve">2　</w:t>
       </w:r>
-      <w:hyperlink w:history="1" r:id="rIdkbcnycwjth5u4x-rtz0ze">
+      <w:hyperlink w:history="1" r:id="rIdmwdy_i8wphxv789bctl_p">
         <w:r>
           <w:rPr>
             <w:rStyle w:val="Hyperlink"/>
@@ -3164,7 +3164,7 @@
         </w:rPr>
         <w:t xml:space="preserve">3, 24, 66　</w:t>
       </w:r>
-      <w:hyperlink w:history="1" r:id="rIdhp9ukduiqutbgrozfmbq7">
+      <w:hyperlink w:history="1" r:id="rIdq31wutonarhudtmydcclx">
         <w:r>
           <w:rPr>
             <w:rStyle w:val="Hyperlink"/>
@@ -3190,7 +3190,7 @@
         </w:rPr>
         <w:t xml:space="preserve">4, 19, 67, 69　</w:t>
       </w:r>
-      <w:hyperlink w:history="1" r:id="rIdqfffwgrrn4shr66vwlqte">
+      <w:hyperlink w:history="1" r:id="rId0wjriwtst8-gkqqbiqryp">
         <w:r>
           <w:rPr>
             <w:rStyle w:val="Hyperlink"/>
@@ -3216,7 +3216,7 @@
         </w:rPr>
         <w:t xml:space="preserve">5, 12, 43　</w:t>
       </w:r>
-      <w:hyperlink w:history="1" r:id="rIdqcnyjzmgy-n2hr2hbnj7w">
+      <w:hyperlink w:history="1" r:id="rId0e9gydaagwtwaorgpnjtu">
         <w:r>
           <w:rPr>
             <w:rStyle w:val="Hyperlink"/>
@@ -3242,7 +3242,7 @@
         </w:rPr>
         <w:t xml:space="preserve">7, 13, 21　</w:t>
       </w:r>
-      <w:hyperlink w:history="1" r:id="rId-iyz5tbdqfr3hdtz90idc">
+      <w:hyperlink w:history="1" r:id="rIdvuhsp4z1-7i1u52nb1_2j">
         <w:r>
           <w:rPr>
             <w:rStyle w:val="Hyperlink"/>
@@ -3268,7 +3268,7 @@
         </w:rPr>
         <w:t xml:space="preserve">8, 14, 22, 37　</w:t>
       </w:r>
-      <w:hyperlink w:history="1" r:id="rIdfdsahpxixffc7tvfral_f">
+      <w:hyperlink w:history="1" r:id="rId3j4rjmkczwfapqmyoik-r">
         <w:r>
           <w:rPr>
             <w:rStyle w:val="Hyperlink"/>
@@ -3294,7 +3294,7 @@
         </w:rPr>
         <w:t xml:space="preserve">9, 15, 39　</w:t>
       </w:r>
-      <w:hyperlink w:history="1" r:id="rIdc0tr4zn0fn46xt7digwrs">
+      <w:hyperlink w:history="1" r:id="rIdrem4qvjdlr2aii5pnbstk">
         <w:r>
           <w:rPr>
             <w:rStyle w:val="Hyperlink"/>
@@ -3320,7 +3320,7 @@
         </w:rPr>
         <w:t xml:space="preserve">10, 18　</w:t>
       </w:r>
-      <w:hyperlink w:history="1" r:id="rIdjoqrho6liisdqvvowm52m">
+      <w:hyperlink w:history="1" r:id="rIdghhxcszitza7xurmywebr">
         <w:r>
           <w:rPr>
             <w:rStyle w:val="Hyperlink"/>
@@ -3346,7 +3346,7 @@
         </w:rPr>
         <w:t xml:space="preserve">11　</w:t>
       </w:r>
-      <w:hyperlink w:history="1" r:id="rIdhz6s_5cesdatr0j2fxxsg">
+      <w:hyperlink w:history="1" r:id="rIdd70auugt87mqikaxrxe6j">
         <w:r>
           <w:rPr>
             <w:rStyle w:val="Hyperlink"/>
@@ -3372,7 +3372,7 @@
         </w:rPr>
         <w:t xml:space="preserve">16, 42　</w:t>
       </w:r>
-      <w:hyperlink w:history="1" r:id="rIdkqwbmmg3nvbff2v1h1nyp">
+      <w:hyperlink w:history="1" r:id="rIdei1ihhwy0ykiaai5ghyeq">
         <w:r>
           <w:rPr>
             <w:rStyle w:val="Hyperlink"/>
@@ -3398,7 +3398,7 @@
         </w:rPr>
         <w:t xml:space="preserve">17　</w:t>
       </w:r>
-      <w:hyperlink w:history="1" r:id="rIdz6whopmtxbdtihg3cinpi">
+      <w:hyperlink w:history="1" r:id="rIdie_jcfafzotzcgywselmt">
         <w:r>
           <w:rPr>
             <w:rStyle w:val="Hyperlink"/>
@@ -3424,7 +3424,7 @@
         </w:rPr>
         <w:t xml:space="preserve">23　</w:t>
       </w:r>
-      <w:hyperlink w:history="1" r:id="rIdwzuj00nug_rpii8isfkjp">
+      <w:hyperlink w:history="1" r:id="rId-ak5jk7qa61p4x0ed2tlc">
         <w:r>
           <w:rPr>
             <w:rStyle w:val="Hyperlink"/>
@@ -3450,7 +3450,7 @@
         </w:rPr>
         <w:t xml:space="preserve">25, 27, 32, 35　</w:t>
       </w:r>
-      <w:hyperlink w:history="1" r:id="rIdbfeo-93blgvi26txiqnsz">
+      <w:hyperlink w:history="1" r:id="rIdn5emzualcb5c43_aaay8j">
         <w:r>
           <w:rPr>
             <w:rStyle w:val="Hyperlink"/>
@@ -3476,7 +3476,7 @@
         </w:rPr>
         <w:t xml:space="preserve">26, 28　</w:t>
       </w:r>
-      <w:hyperlink w:history="1" r:id="rIdfelxz7rpjtwyqi6of5cwo">
+      <w:hyperlink w:history="1" r:id="rIdobhjso5uqzdgkgxkfvyp6">
         <w:r>
           <w:rPr>
             <w:rStyle w:val="Hyperlink"/>
@@ -3502,7 +3502,7 @@
         </w:rPr>
         <w:t xml:space="preserve">29, 36, 44　</w:t>
       </w:r>
-      <w:hyperlink w:history="1" r:id="rIdnjdkvd5ot8jl-lun5nrcj">
+      <w:hyperlink w:history="1" r:id="rId7owgodj6h7kumyl0_yuq4">
         <w:r>
           <w:rPr>
             <w:rStyle w:val="Hyperlink"/>
@@ -3528,7 +3528,7 @@
         </w:rPr>
         <w:t xml:space="preserve">30, 40, 46　</w:t>
       </w:r>
-      <w:hyperlink w:history="1" r:id="rIdk6kjqb2h85athddwn2ckr">
+      <w:hyperlink w:history="1" r:id="rIdcv-a9kqrlgv5uen2bsszy">
         <w:r>
           <w:rPr>
             <w:rStyle w:val="Hyperlink"/>
@@ -3554,7 +3554,7 @@
         </w:rPr>
         <w:t xml:space="preserve">31, 41, 47, 54　</w:t>
       </w:r>
-      <w:hyperlink w:history="1" r:id="rIdgoqb9jn1jy8bdqpxrnozf">
+      <w:hyperlink w:history="1" r:id="rIdsb8nea_tcenddenrkbkjv">
         <w:r>
           <w:rPr>
             <w:rStyle w:val="Hyperlink"/>
@@ -3580,7 +3580,7 @@
         </w:rPr>
         <w:t xml:space="preserve">33, 38, 45　</w:t>
       </w:r>
-      <w:hyperlink w:history="1" r:id="rIdflahv9l43jumfep6sdjm3">
+      <w:hyperlink w:history="1" r:id="rIdajregfhm2olobaiq5fs_j">
         <w:r>
           <w:rPr>
             <w:rStyle w:val="Hyperlink"/>
@@ -3606,7 +3606,7 @@
         </w:rPr>
         <w:t xml:space="preserve">34　</w:t>
       </w:r>
-      <w:hyperlink w:history="1" r:id="rIdb1xd87fdazlrh-toriosv">
+      <w:hyperlink w:history="1" r:id="rId3i6nhesl-trz7czx6xee7">
         <w:r>
           <w:rPr>
             <w:rStyle w:val="Hyperlink"/>
@@ -3632,7 +3632,7 @@
         </w:rPr>
         <w:t xml:space="preserve">48, 52　</w:t>
       </w:r>
-      <w:hyperlink w:history="1" r:id="rIddizyxl3izmhieiawcg0ly">
+      <w:hyperlink w:history="1" r:id="rIdcitpag5w4d9kd9kkuhkjy">
         <w:r>
           <w:rPr>
             <w:rStyle w:val="Hyperlink"/>
@@ -3658,7 +3658,7 @@
         </w:rPr>
         <w:t xml:space="preserve">49　</w:t>
       </w:r>
-      <w:hyperlink w:history="1" r:id="rIdlp3wremtkewuayuyvhdw2">
+      <w:hyperlink w:history="1" r:id="rId0zxg3re7__z_oqevkrw_m">
         <w:r>
           <w:rPr>
             <w:rStyle w:val="Hyperlink"/>
@@ -3684,7 +3684,7 @@
         </w:rPr>
         <w:t xml:space="preserve">50, 57, 62　</w:t>
       </w:r>
-      <w:hyperlink w:history="1" r:id="rId_cp35mgoqqyvssfpdukbe">
+      <w:hyperlink w:history="1" r:id="rIdn4rguqcuziameqxjbkyqp">
         <w:r>
           <w:rPr>
             <w:rStyle w:val="Hyperlink"/>
@@ -3710,7 +3710,7 @@
         </w:rPr>
         <w:t xml:space="preserve">51　</w:t>
       </w:r>
-      <w:hyperlink w:history="1" r:id="rIdrrky3-iknf2disvdsphv1">
+      <w:hyperlink w:history="1" r:id="rIdcp5uuslwx_l00d7g5f09h">
         <w:r>
           <w:rPr>
             <w:rStyle w:val="Hyperlink"/>
@@ -3736,7 +3736,7 @@
         </w:rPr>
         <w:t xml:space="preserve">53, 56, 58, 61　</w:t>
       </w:r>
-      <w:hyperlink w:history="1" r:id="rId_fpknemm_wg9ks3aibzq4">
+      <w:hyperlink w:history="1" r:id="rIdieox2ltuia3_em_vodd8i">
         <w:r>
           <w:rPr>
             <w:rStyle w:val="Hyperlink"/>
@@ -3762,7 +3762,7 @@
         </w:rPr>
         <w:t xml:space="preserve">55, 60　</w:t>
       </w:r>
-      <w:hyperlink w:history="1" r:id="rIdmvjs-5tsbrubudt9ompq5">
+      <w:hyperlink w:history="1" r:id="rIdkfvqs_wb9c104ukuyouse">
         <w:r>
           <w:rPr>
             <w:rStyle w:val="Hyperlink"/>
@@ -3788,7 +3788,7 @@
         </w:rPr>
         <w:t xml:space="preserve">59　</w:t>
       </w:r>
-      <w:hyperlink w:history="1" r:id="rIdbvegazaib_yha-ixboxx2">
+      <w:hyperlink w:history="1" r:id="rIdrkf4wg_dzcjymyvidksro">
         <w:r>
           <w:rPr>
             <w:rStyle w:val="Hyperlink"/>
@@ -3814,7 +3814,7 @@
         </w:rPr>
         <w:t xml:space="preserve">63　</w:t>
       </w:r>
-      <w:hyperlink w:history="1" r:id="rIdp0scrd-xko4fq7g1rxspy">
+      <w:hyperlink w:history="1" r:id="rIdf_phtgd_9jx8wsgtfej8w">
         <w:r>
           <w:rPr>
             <w:rStyle w:val="Hyperlink"/>
@@ -3840,7 +3840,7 @@
         </w:rPr>
         <w:t xml:space="preserve">64　</w:t>
       </w:r>
-      <w:hyperlink w:history="1" r:id="rIdpkgrqaw1j8bhss5lhzqmv">
+      <w:hyperlink w:history="1" r:id="rIdvuvwqkz_vbhxs9yc7dvxx">
         <w:r>
           <w:rPr>
             <w:rStyle w:val="Hyperlink"/>
@@ -3866,7 +3866,7 @@
         </w:rPr>
         <w:t xml:space="preserve">65　</w:t>
       </w:r>
-      <w:hyperlink w:history="1" r:id="rIdjhxfeux4bdrvah7yjedjl">
+      <w:hyperlink w:history="1" r:id="rIdidpnnbnueef3ppkfmq_dp">
         <w:r>
           <w:rPr>
             <w:rStyle w:val="Hyperlink"/>
@@ -3892,7 +3892,7 @@
         </w:rPr>
         <w:t xml:space="preserve">68　</w:t>
       </w:r>
-      <w:hyperlink w:history="1" r:id="rIdcfzoj4dzdt0htrs33uj1o">
+      <w:hyperlink w:history="1" r:id="rIddklstlilr9winihn8xykc">
         <w:r>
           <w:rPr>
             <w:rStyle w:val="Hyperlink"/>
@@ -3918,7 +3918,7 @@
           <w:sz w:val="28"/>
           <w:szCs w:val="28"/>
         </w:rPr>
-        <w:t xml:space="preserve">undefined. undefined</w:t>
+        <w:t xml:space="preserve">2. 校董組成與資格</w:t>
       </w:r>
     </w:p>
     <w:p>
@@ -3934,7 +3934,7 @@
           <w:sz w:val="22"/>
           <w:szCs w:val="22"/>
         </w:rPr>
-        <w:t xml:space="preserve">undefined.1　</w:t>
+        <w:t xml:space="preserve">2.1　</w:t>
       </w:r>
       <w:r>
         <w:rPr>
@@ -3986,7 +3986,7 @@
           <w:sz w:val="22"/>
           <w:szCs w:val="22"/>
         </w:rPr>
-        <w:t xml:space="preserve">undefined.2　</w:t>
+        <w:t xml:space="preserve">2.2　</w:t>
       </w:r>
       <w:r>
         <w:rPr>
@@ -4074,7 +4074,7 @@
           <w:sz w:val="22"/>
           <w:szCs w:val="22"/>
         </w:rPr>
-        <w:t xml:space="preserve">undefined.3　</w:t>
+        <w:t xml:space="preserve">2.3　</w:t>
       </w:r>
       <w:r>
         <w:rPr>
@@ -4108,7 +4108,7 @@
           <w:sz w:val="22"/>
           <w:szCs w:val="22"/>
         </w:rPr>
-        <w:t xml:space="preserve">undefined.4　</w:t>
+        <w:t xml:space="preserve">2.4　</w:t>
       </w:r>
       <w:r>
         <w:rPr>
@@ -4160,7 +4160,7 @@
           <w:sz w:val="22"/>
           <w:szCs w:val="22"/>
         </w:rPr>
-        <w:t xml:space="preserve">undefined.5　</w:t>
+        <w:t xml:space="preserve">2.5　</w:t>
       </w:r>
       <w:r>
         <w:rPr>
@@ -4230,7 +4230,7 @@
           <w:sz w:val="22"/>
           <w:szCs w:val="22"/>
         </w:rPr>
-        <w:t xml:space="preserve">undefined.6　</w:t>
+        <w:t xml:space="preserve">2.6　</w:t>
       </w:r>
       <w:r>
         <w:rPr>
@@ -4300,7 +4300,7 @@
           <w:sz w:val="22"/>
           <w:szCs w:val="22"/>
         </w:rPr>
-        <w:t xml:space="preserve">undefined.7　</w:t>
+        <w:t xml:space="preserve">2.7　</w:t>
       </w:r>
       <w:r>
         <w:rPr>
@@ -4352,7 +4352,7 @@
           <w:sz w:val="22"/>
           <w:szCs w:val="22"/>
         </w:rPr>
-        <w:t xml:space="preserve">undefined.8　</w:t>
+        <w:t xml:space="preserve">2.8　</w:t>
       </w:r>
       <w:r>
         <w:rPr>
@@ -4386,7 +4386,7 @@
           <w:sz w:val="22"/>
           <w:szCs w:val="22"/>
         </w:rPr>
-        <w:t xml:space="preserve">undefined.9　</w:t>
+        <w:t xml:space="preserve">2.9　</w:t>
       </w:r>
       <w:r>
         <w:rPr>
@@ -4420,7 +4420,7 @@
           <w:sz w:val="22"/>
           <w:szCs w:val="22"/>
         </w:rPr>
-        <w:t xml:space="preserve">undefined.10　</w:t>
+        <w:t xml:space="preserve">2.10　</w:t>
       </w:r>
       <w:r>
         <w:rPr>
@@ -4508,7 +4508,7 @@
           <w:sz w:val="22"/>
           <w:szCs w:val="22"/>
         </w:rPr>
-        <w:t xml:space="preserve">undefined.11　</w:t>
+        <w:t xml:space="preserve">2.11　</w:t>
       </w:r>
       <w:r>
         <w:rPr>
@@ -4614,7 +4614,7 @@
           <w:sz w:val="22"/>
           <w:szCs w:val="22"/>
         </w:rPr>
-        <w:t xml:space="preserve">undefined.12　</w:t>
+        <w:t xml:space="preserve">2.12　</w:t>
       </w:r>
       <w:r>
         <w:rPr>
@@ -4666,7 +4666,7 @@
           <w:sz w:val="22"/>
           <w:szCs w:val="22"/>
         </w:rPr>
-        <w:t xml:space="preserve">undefined.13　</w:t>
+        <w:t xml:space="preserve">2.13　</w:t>
       </w:r>
       <w:r>
         <w:rPr>
@@ -4700,7 +4700,7 @@
           <w:sz w:val="22"/>
           <w:szCs w:val="22"/>
         </w:rPr>
-        <w:t xml:space="preserve">undefined.14　</w:t>
+        <w:t xml:space="preserve">2.14　</w:t>
       </w:r>
       <w:r>
         <w:rPr>
@@ -4805,7 +4805,7 @@
           <w:sz w:val="22"/>
           <w:szCs w:val="22"/>
         </w:rPr>
-        <w:t xml:space="preserve">undefined.15　</w:t>
+        <w:t xml:space="preserve">2.15　</w:t>
       </w:r>
       <w:r>
         <w:rPr>
@@ -4857,7 +4857,7 @@
           <w:sz w:val="22"/>
           <w:szCs w:val="22"/>
         </w:rPr>
-        <w:t xml:space="preserve">undefined.16　</w:t>
+        <w:t xml:space="preserve">2.16　</w:t>
       </w:r>
       <w:r>
         <w:rPr>
@@ -5447,7 +5447,7 @@
           <w:sz w:val="22"/>
           <w:szCs w:val="22"/>
         </w:rPr>
-        <w:t xml:space="preserve">undefined.17　</w:t>
+        <w:t xml:space="preserve">2.17　</w:t>
       </w:r>
       <w:r>
         <w:rPr>
@@ -5499,7 +5499,7 @@
           <w:sz w:val="22"/>
           <w:szCs w:val="22"/>
         </w:rPr>
-        <w:t xml:space="preserve">undefined.18　</w:t>
+        <w:t xml:space="preserve">2.18　</w:t>
       </w:r>
       <w:r>
         <w:rPr>
@@ -5533,7 +5533,7 @@
           <w:sz w:val="22"/>
           <w:szCs w:val="22"/>
         </w:rPr>
-        <w:t xml:space="preserve">undefined.19　</w:t>
+        <w:t xml:space="preserve">2.19　</w:t>
       </w:r>
       <w:r>
         <w:rPr>
@@ -5567,7 +5567,7 @@
           <w:sz w:val="22"/>
           <w:szCs w:val="22"/>
         </w:rPr>
-        <w:t xml:space="preserve">undefined.20　</w:t>
+        <w:t xml:space="preserve">2.20　</w:t>
       </w:r>
       <w:r>
         <w:rPr>
@@ -5637,7 +5637,7 @@
           <w:sz w:val="22"/>
           <w:szCs w:val="22"/>
         </w:rPr>
-        <w:t xml:space="preserve">undefined.21　</w:t>
+        <w:t xml:space="preserve">2.21　</w:t>
       </w:r>
       <w:r>
         <w:rPr>
@@ -5761,7 +5761,7 @@
           <w:sz w:val="22"/>
           <w:szCs w:val="22"/>
         </w:rPr>
-        <w:t xml:space="preserve">undefined.22　</w:t>
+        <w:t xml:space="preserve">2.22　</w:t>
       </w:r>
       <w:r>
         <w:rPr>
@@ -5813,7 +5813,7 @@
           <w:sz w:val="22"/>
           <w:szCs w:val="22"/>
         </w:rPr>
-        <w:t xml:space="preserve">undefined.23　</w:t>
+        <w:t xml:space="preserve">2.23　</w:t>
       </w:r>
       <w:r>
         <w:rPr>
@@ -5847,7 +5847,7 @@
           <w:sz w:val="22"/>
           <w:szCs w:val="22"/>
         </w:rPr>
-        <w:t xml:space="preserve">undefined.24　</w:t>
+        <w:t xml:space="preserve">2.24　</w:t>
       </w:r>
       <w:r>
         <w:rPr>
@@ -5899,7 +5899,7 @@
           <w:sz w:val="22"/>
           <w:szCs w:val="22"/>
         </w:rPr>
-        <w:t xml:space="preserve">undefined.25　</w:t>
+        <w:t xml:space="preserve">2.25　</w:t>
       </w:r>
       <w:r>
         <w:rPr>
@@ -6023,7 +6023,7 @@
           <w:sz w:val="22"/>
           <w:szCs w:val="22"/>
         </w:rPr>
-        <w:t xml:space="preserve">undefined.26　</w:t>
+        <w:t xml:space="preserve">2.26　</w:t>
       </w:r>
       <w:r>
         <w:rPr>
@@ -6057,7 +6057,7 @@
           <w:sz w:val="22"/>
           <w:szCs w:val="22"/>
         </w:rPr>
-        <w:t xml:space="preserve">undefined.27　</w:t>
+        <w:t xml:space="preserve">2.27　</w:t>
       </w:r>
       <w:r>
         <w:rPr>
@@ -6091,7 +6091,7 @@
           <w:sz w:val="22"/>
           <w:szCs w:val="22"/>
         </w:rPr>
-        <w:t xml:space="preserve">undefined.28　</w:t>
+        <w:t xml:space="preserve">2.28　</w:t>
       </w:r>
       <w:r>
         <w:rPr>
@@ -6125,7 +6125,7 @@
           <w:sz w:val="22"/>
           <w:szCs w:val="22"/>
         </w:rPr>
-        <w:t xml:space="preserve">undefined.29　</w:t>
+        <w:t xml:space="preserve">2.29　</w:t>
       </w:r>
       <w:r>
         <w:rPr>
@@ -6193,7 +6193,7 @@
         </w:rPr>
         <w:t xml:space="preserve">1, 3, 18, 21　</w:t>
       </w:r>
-      <w:hyperlink w:history="1" r:id="rId-kjpujg61otkbj0oo0prp">
+      <w:hyperlink w:history="1" r:id="rIdrfdo10sznf84mee_c-hiv">
         <w:r>
           <w:rPr>
             <w:rStyle w:val="Hyperlink"/>
@@ -6219,7 +6219,7 @@
         </w:rPr>
         <w:t xml:space="preserve">2, 4　</w:t>
       </w:r>
-      <w:hyperlink w:history="1" r:id="rIdvf2grt8vnmsdsosc10ue3">
+      <w:hyperlink w:history="1" r:id="rIdlwl0ntdyv39xsoq1c40h7">
         <w:r>
           <w:rPr>
             <w:rStyle w:val="Hyperlink"/>
@@ -6245,7 +6245,7 @@
         </w:rPr>
         <w:t xml:space="preserve">5　</w:t>
       </w:r>
-      <w:hyperlink w:history="1" r:id="rId08-fi7wl8rrhm1vjaxegs">
+      <w:hyperlink w:history="1" r:id="rIdnsrkibttqhppreendlvli">
         <w:r>
           <w:rPr>
             <w:rStyle w:val="Hyperlink"/>
@@ -6271,7 +6271,7 @@
         </w:rPr>
         <w:t xml:space="preserve">6　</w:t>
       </w:r>
-      <w:hyperlink w:history="1" r:id="rIdyopwpkb6-4fi-bxoqb8se">
+      <w:hyperlink w:history="1" r:id="rIdwqfyyqcse4ryi9kwz-ntf">
         <w:r>
           <w:rPr>
             <w:rStyle w:val="Hyperlink"/>
@@ -6297,7 +6297,7 @@
         </w:rPr>
         <w:t xml:space="preserve">7　</w:t>
       </w:r>
-      <w:hyperlink w:history="1" r:id="rIdj35afskrbgaviup6jowpw">
+      <w:hyperlink w:history="1" r:id="rIdovqwgbtutqdlca7j8hyix">
         <w:r>
           <w:rPr>
             <w:rStyle w:val="Hyperlink"/>
@@ -6323,7 +6323,7 @@
         </w:rPr>
         <w:t xml:space="preserve">8　</w:t>
       </w:r>
-      <w:hyperlink w:history="1" r:id="rId0yg4z4iu50lupqrbw3dg-">
+      <w:hyperlink w:history="1" r:id="rId-sgwxnpqaemxfljt2ieuv">
         <w:r>
           <w:rPr>
             <w:rStyle w:val="Hyperlink"/>
@@ -6349,7 +6349,7 @@
         </w:rPr>
         <w:t xml:space="preserve">9, 58　</w:t>
       </w:r>
-      <w:hyperlink w:history="1" r:id="rIdxd_7kuzljpytks6pfn71n">
+      <w:hyperlink w:history="1" r:id="rIdaijwjw57-_509qr-iwz88">
         <w:r>
           <w:rPr>
             <w:rStyle w:val="Hyperlink"/>
@@ -6375,7 +6375,7 @@
         </w:rPr>
         <w:t xml:space="preserve">10, 13, 70　</w:t>
       </w:r>
-      <w:hyperlink w:history="1" r:id="rIdzt-7frqom709yzyff3svz">
+      <w:hyperlink w:history="1" r:id="rIdcboph4du9jbjo2ygp8aev">
         <w:r>
           <w:rPr>
             <w:rStyle w:val="Hyperlink"/>
@@ -6401,7 +6401,7 @@
         </w:rPr>
         <w:t xml:space="preserve">11　</w:t>
       </w:r>
-      <w:hyperlink w:history="1" r:id="rIdel_y6ce1wnymcpifyr1pq">
+      <w:hyperlink w:history="1" r:id="rIdzipx0zetugto39yo4pshn">
         <w:r>
           <w:rPr>
             <w:rStyle w:val="Hyperlink"/>
@@ -6427,7 +6427,7 @@
         </w:rPr>
         <w:t xml:space="preserve">12　</w:t>
       </w:r>
-      <w:hyperlink w:history="1" r:id="rIdojtsusvizumb6_hm6tcui">
+      <w:hyperlink w:history="1" r:id="rIdy3kvyh4woshyzqfc2vacv">
         <w:r>
           <w:rPr>
             <w:rStyle w:val="Hyperlink"/>
@@ -6453,7 +6453,7 @@
         </w:rPr>
         <w:t xml:space="preserve">14, 22　</w:t>
       </w:r>
-      <w:hyperlink w:history="1" r:id="rIdbmjpzoam7rs8ubje_e7s2">
+      <w:hyperlink w:history="1" r:id="rIdqafd6aw1o4gvp6mpdskhm">
         <w:r>
           <w:rPr>
             <w:rStyle w:val="Hyperlink"/>
@@ -6479,7 +6479,7 @@
         </w:rPr>
         <w:t xml:space="preserve">15　</w:t>
       </w:r>
-      <w:hyperlink w:history="1" r:id="rIdsphn3c3rynlxbujx7oho0">
+      <w:hyperlink w:history="1" r:id="rIdasiulhc0vl_q9m3zjmvl9">
         <w:r>
           <w:rPr>
             <w:rStyle w:val="Hyperlink"/>
@@ -6505,7 +6505,7 @@
         </w:rPr>
         <w:t xml:space="preserve">16　</w:t>
       </w:r>
-      <w:hyperlink w:history="1" r:id="rIdryddjcxorxbxwzxoiruvt">
+      <w:hyperlink w:history="1" r:id="rIdyceiwnkj3d7tsddw8bmb9">
         <w:r>
           <w:rPr>
             <w:rStyle w:val="Hyperlink"/>
@@ -6531,7 +6531,7 @@
         </w:rPr>
         <w:t xml:space="preserve">17　</w:t>
       </w:r>
-      <w:hyperlink w:history="1" r:id="rId1kn7pyt799xg_6utyroof">
+      <w:hyperlink w:history="1" r:id="rIdombdtvyw0tprgvsuecxqz">
         <w:r>
           <w:rPr>
             <w:rStyle w:val="Hyperlink"/>
@@ -6557,7 +6557,7 @@
         </w:rPr>
         <w:t xml:space="preserve">19　</w:t>
       </w:r>
-      <w:hyperlink w:history="1" r:id="rId2gi-5f3w59o3e2mdqllu-">
+      <w:hyperlink w:history="1" r:id="rIdkudfxmimgooxcai8p9wll">
         <w:r>
           <w:rPr>
             <w:rStyle w:val="Hyperlink"/>
@@ -6583,7 +6583,7 @@
         </w:rPr>
         <w:t xml:space="preserve">20, 32, 38　</w:t>
       </w:r>
-      <w:hyperlink w:history="1" r:id="rIdxddllvgihlt7rjz3wmllj">
+      <w:hyperlink w:history="1" r:id="rId526ldxsvvmxkerfj_fz52">
         <w:r>
           <w:rPr>
             <w:rStyle w:val="Hyperlink"/>
@@ -6609,7 +6609,7 @@
         </w:rPr>
         <w:t xml:space="preserve">23　</w:t>
       </w:r>
-      <w:hyperlink w:history="1" r:id="rIddu5nucoezpbfnxsasciwb">
+      <w:hyperlink w:history="1" r:id="rIdpi_qb-r9g7chxndvolmq5">
         <w:r>
           <w:rPr>
             <w:rStyle w:val="Hyperlink"/>
@@ -6635,7 +6635,7 @@
         </w:rPr>
         <w:t xml:space="preserve">24　</w:t>
       </w:r>
-      <w:hyperlink w:history="1" r:id="rIdf3bkgqfpjgsbndq6ksurj">
+      <w:hyperlink w:history="1" r:id="rIdldsltv945xizeem89uu-i">
         <w:r>
           <w:rPr>
             <w:rStyle w:val="Hyperlink"/>
@@ -6661,7 +6661,7 @@
         </w:rPr>
         <w:t xml:space="preserve">25　</w:t>
       </w:r>
-      <w:hyperlink w:history="1" r:id="rIdhzqeljcxq1pxxyuw16dnd">
+      <w:hyperlink w:history="1" r:id="rIdugvyehnkpdopudyfhdayj">
         <w:r>
           <w:rPr>
             <w:rStyle w:val="Hyperlink"/>
@@ -6687,7 +6687,7 @@
         </w:rPr>
         <w:t xml:space="preserve">26, 55, 57, 59　</w:t>
       </w:r>
-      <w:hyperlink w:history="1" r:id="rIdnk82ppua-yirjbhmjjwtz">
+      <w:hyperlink w:history="1" r:id="rIdbmaheuaxps3dqsf9o-die">
         <w:r>
           <w:rPr>
             <w:rStyle w:val="Hyperlink"/>
@@ -6713,7 +6713,7 @@
         </w:rPr>
         <w:t xml:space="preserve">27　</w:t>
       </w:r>
-      <w:hyperlink w:history="1" r:id="rIdry7gt-8liqkm87abve_ok">
+      <w:hyperlink w:history="1" r:id="rIdqgibkqe93jugpbwtlk6id">
         <w:r>
           <w:rPr>
             <w:rStyle w:val="Hyperlink"/>
@@ -6739,7 +6739,7 @@
         </w:rPr>
         <w:t xml:space="preserve">28　</w:t>
       </w:r>
-      <w:hyperlink w:history="1" r:id="rIdbsj1riocykorn4jct9qkg">
+      <w:hyperlink w:history="1" r:id="rId2_rzhfejttcppmphi7uie">
         <w:r>
           <w:rPr>
             <w:rStyle w:val="Hyperlink"/>
@@ -6765,7 +6765,7 @@
         </w:rPr>
         <w:t xml:space="preserve">29　</w:t>
       </w:r>
-      <w:hyperlink w:history="1" r:id="rIdaqtpbqq-adlcwbcdru9g3">
+      <w:hyperlink w:history="1" r:id="rIdfqjobe9bi06wg90r07grd">
         <w:r>
           <w:rPr>
             <w:rStyle w:val="Hyperlink"/>
@@ -6791,7 +6791,7 @@
         </w:rPr>
         <w:t xml:space="preserve">30　</w:t>
       </w:r>
-      <w:hyperlink w:history="1" r:id="rIdt1cvrisafnas6htjw9dir">
+      <w:hyperlink w:history="1" r:id="rIdnxfnio-glxfo1njej1uqs">
         <w:r>
           <w:rPr>
             <w:rStyle w:val="Hyperlink"/>
@@ -6817,7 +6817,7 @@
         </w:rPr>
         <w:t xml:space="preserve">31　</w:t>
       </w:r>
-      <w:hyperlink w:history="1" r:id="rIdqipzvqsvkszrk9zjco38q">
+      <w:hyperlink w:history="1" r:id="rIdl-m8dnpya-vpgy2zguhng">
         <w:r>
           <w:rPr>
             <w:rStyle w:val="Hyperlink"/>
@@ -6843,7 +6843,7 @@
         </w:rPr>
         <w:t xml:space="preserve">33, 40, 44　</w:t>
       </w:r>
-      <w:hyperlink w:history="1" r:id="rIdrgkluj4dih7ppzp7691wk">
+      <w:hyperlink w:history="1" r:id="rIdrkvbxamjmr7eoq1fp8io8">
         <w:r>
           <w:rPr>
             <w:rStyle w:val="Hyperlink"/>
@@ -6869,7 +6869,7 @@
         </w:rPr>
         <w:t xml:space="preserve">34, 36, 41　</w:t>
       </w:r>
-      <w:hyperlink w:history="1" r:id="rIdebrrwya91acodmedccpqo">
+      <w:hyperlink w:history="1" r:id="rIdqnrluhoc9re7kyfs9nugb">
         <w:r>
           <w:rPr>
             <w:rStyle w:val="Hyperlink"/>
@@ -6895,7 +6895,7 @@
         </w:rPr>
         <w:t xml:space="preserve">35　</w:t>
       </w:r>
-      <w:hyperlink w:history="1" r:id="rIdxlaic3mrxe8gu6ovh-ykb">
+      <w:hyperlink w:history="1" r:id="rId8bbj4a00fk-h45hvpu500">
         <w:r>
           <w:rPr>
             <w:rStyle w:val="Hyperlink"/>
@@ -6921,7 +6921,7 @@
         </w:rPr>
         <w:t xml:space="preserve">37, 42, 64　</w:t>
       </w:r>
-      <w:hyperlink w:history="1" r:id="rIdo29acglhmi6meqnm3q47k">
+      <w:hyperlink w:history="1" r:id="rIdgjup56sho-dj2ormb69lx">
         <w:r>
           <w:rPr>
             <w:rStyle w:val="Hyperlink"/>
@@ -6947,7 +6947,7 @@
         </w:rPr>
         <w:t xml:space="preserve">39　</w:t>
       </w:r>
-      <w:hyperlink w:history="1" r:id="rIdwwxidy_lhrnw-nw-jtram">
+      <w:hyperlink w:history="1" r:id="rIdiyoaebshkvp__wu3jueqj">
         <w:r>
           <w:rPr>
             <w:rStyle w:val="Hyperlink"/>
@@ -6973,7 +6973,7 @@
         </w:rPr>
         <w:t xml:space="preserve">43, 47, 52　</w:t>
       </w:r>
-      <w:hyperlink w:history="1" r:id="rIdjkpzfwg1ruimk5ucqqab8">
+      <w:hyperlink w:history="1" r:id="rId4nirtv1no73_tdjaf9701">
         <w:r>
           <w:rPr>
             <w:rStyle w:val="Hyperlink"/>
@@ -6999,7 +6999,7 @@
         </w:rPr>
         <w:t xml:space="preserve">45, 50　</w:t>
       </w:r>
-      <w:hyperlink w:history="1" r:id="rIdc9hrko8jbddazise7wcvh">
+      <w:hyperlink w:history="1" r:id="rIdnra1bmq_5ioygeghqp4if">
         <w:r>
           <w:rPr>
             <w:rStyle w:val="Hyperlink"/>
@@ -7025,7 +7025,7 @@
         </w:rPr>
         <w:t xml:space="preserve">46　</w:t>
       </w:r>
-      <w:hyperlink w:history="1" r:id="rId1sscd8-wbt3_jkn_anc7r">
+      <w:hyperlink w:history="1" r:id="rId5smbaiasesotjxczspany">
         <w:r>
           <w:rPr>
             <w:rStyle w:val="Hyperlink"/>
@@ -7051,7 +7051,7 @@
         </w:rPr>
         <w:t xml:space="preserve">48, 67　</w:t>
       </w:r>
-      <w:hyperlink w:history="1" r:id="rIdooawyavomnkjvypglg7fu">
+      <w:hyperlink w:history="1" r:id="rIdfpkfuhkax0ljlcqk7z_wk">
         <w:r>
           <w:rPr>
             <w:rStyle w:val="Hyperlink"/>
@@ -7077,7 +7077,7 @@
         </w:rPr>
         <w:t xml:space="preserve">49, 65　</w:t>
       </w:r>
-      <w:hyperlink w:history="1" r:id="rId0ivsjvunywpfogkvugbtg">
+      <w:hyperlink w:history="1" r:id="rIduzytih8erlbb-vpuozq-f">
         <w:r>
           <w:rPr>
             <w:rStyle w:val="Hyperlink"/>
@@ -7103,7 +7103,7 @@
         </w:rPr>
         <w:t xml:space="preserve">51　</w:t>
       </w:r>
-      <w:hyperlink w:history="1" r:id="rIddcxtfbth5u8nfgpmakwrc">
+      <w:hyperlink w:history="1" r:id="rIdcfymvicni_jhxhrrn0djz">
         <w:r>
           <w:rPr>
             <w:rStyle w:val="Hyperlink"/>
@@ -7129,7 +7129,7 @@
         </w:rPr>
         <w:t xml:space="preserve">53, 56　</w:t>
       </w:r>
-      <w:hyperlink w:history="1" r:id="rIdvfg8cge12murldphuyx3k">
+      <w:hyperlink w:history="1" r:id="rIdkspi40viojzl1vopoekhi">
         <w:r>
           <w:rPr>
             <w:rStyle w:val="Hyperlink"/>
@@ -7155,7 +7155,7 @@
         </w:rPr>
         <w:t xml:space="preserve">54　</w:t>
       </w:r>
-      <w:hyperlink w:history="1" r:id="rIdy0eiaxe7fpxwbbjokpbll">
+      <w:hyperlink w:history="1" r:id="rIdqyiqnoyjxxyshilvll5ko">
         <w:r>
           <w:rPr>
             <w:rStyle w:val="Hyperlink"/>
@@ -7181,7 +7181,7 @@
         </w:rPr>
         <w:t xml:space="preserve">60　</w:t>
       </w:r>
-      <w:hyperlink w:history="1" r:id="rIdh1ppkk_qr1mniwd13nufr">
+      <w:hyperlink w:history="1" r:id="rIdfvb0ezl-29c7njzaxpsx2">
         <w:r>
           <w:rPr>
             <w:rStyle w:val="Hyperlink"/>
@@ -7207,7 +7207,7 @@
         </w:rPr>
         <w:t xml:space="preserve">61　</w:t>
       </w:r>
-      <w:hyperlink w:history="1" r:id="rIdijpj1gw5odunbj3wwp1jg">
+      <w:hyperlink w:history="1" r:id="rIdosa_9hm3fbum5qe5_vs5r">
         <w:r>
           <w:rPr>
             <w:rStyle w:val="Hyperlink"/>
@@ -7233,7 +7233,7 @@
         </w:rPr>
         <w:t xml:space="preserve">62　</w:t>
       </w:r>
-      <w:hyperlink w:history="1" r:id="rId_-jfgiw4j0u-cmkfr42rs">
+      <w:hyperlink w:history="1" r:id="rIdei8g6mthtlatrduxyk53u">
         <w:r>
           <w:rPr>
             <w:rStyle w:val="Hyperlink"/>
@@ -7259,7 +7259,7 @@
         </w:rPr>
         <w:t xml:space="preserve">63　</w:t>
       </w:r>
-      <w:hyperlink w:history="1" r:id="rIdtwfc49w3clwvbtljxarog">
+      <w:hyperlink w:history="1" r:id="rIdqivwcpjb9n7kfnoyl1qsa">
         <w:r>
           <w:rPr>
             <w:rStyle w:val="Hyperlink"/>
@@ -7285,7 +7285,7 @@
         </w:rPr>
         <w:t xml:space="preserve">66　</w:t>
       </w:r>
-      <w:hyperlink w:history="1" r:id="rId0d_6so96m8wsdhokcjgae">
+      <w:hyperlink w:history="1" r:id="rIdnehqmadbvpwpftya8gir2">
         <w:r>
           <w:rPr>
             <w:rStyle w:val="Hyperlink"/>
@@ -7311,7 +7311,7 @@
         </w:rPr>
         <w:t xml:space="preserve">68, 69　</w:t>
       </w:r>
-      <w:hyperlink w:history="1" r:id="rIdd2txkoxayhlmjemewhwwj">
+      <w:hyperlink w:history="1" r:id="rIdvcm-te5uk7ssi_7miirwy">
         <w:r>
           <w:rPr>
             <w:rStyle w:val="Hyperlink"/>
@@ -7337,7 +7337,7 @@
           <w:sz w:val="28"/>
           <w:szCs w:val="28"/>
         </w:rPr>
-        <w:t xml:space="preserve">undefined. undefined</w:t>
+        <w:t xml:space="preserve">3. 管治責任與問責</w:t>
       </w:r>
     </w:p>
     <w:p>
@@ -7353,7 +7353,7 @@
           <w:sz w:val="22"/>
           <w:szCs w:val="22"/>
         </w:rPr>
-        <w:t xml:space="preserve">undefined.1　</w:t>
+        <w:t xml:space="preserve">3.1　</w:t>
       </w:r>
       <w:r>
         <w:rPr>
@@ -7473,7 +7473,7 @@
           <w:sz w:val="22"/>
           <w:szCs w:val="22"/>
         </w:rPr>
-        <w:t xml:space="preserve">undefined.2　</w:t>
+        <w:t xml:space="preserve">3.2　</w:t>
       </w:r>
       <w:r>
         <w:rPr>
@@ -7849,7 +7849,7 @@
           <w:sz w:val="22"/>
           <w:szCs w:val="22"/>
         </w:rPr>
-        <w:t xml:space="preserve">undefined.3　</w:t>
+        <w:t xml:space="preserve">3.3　</w:t>
       </w:r>
       <w:r>
         <w:rPr>
@@ -7927,7 +7927,7 @@
           <w:sz w:val="22"/>
           <w:szCs w:val="22"/>
         </w:rPr>
-        <w:t xml:space="preserve">undefined.4　</w:t>
+        <w:t xml:space="preserve">3.4　</w:t>
       </w:r>
       <w:r>
         <w:rPr>
@@ -8322,7 +8322,7 @@
           <w:sz w:val="22"/>
           <w:szCs w:val="22"/>
         </w:rPr>
-        <w:t xml:space="preserve">undefined.5　</w:t>
+        <w:t xml:space="preserve">3.5　</w:t>
       </w:r>
       <w:r>
         <w:rPr>
@@ -8470,7 +8470,7 @@
           <w:sz w:val="22"/>
           <w:szCs w:val="22"/>
         </w:rPr>
-        <w:t xml:space="preserve">undefined.6　</w:t>
+        <w:t xml:space="preserve">3.6　</w:t>
       </w:r>
       <w:r>
         <w:rPr>
@@ -8513,7 +8513,7 @@
           <w:sz w:val="22"/>
           <w:szCs w:val="22"/>
         </w:rPr>
-        <w:t xml:space="preserve">undefined.7　</w:t>
+        <w:t xml:space="preserve">3.7　</w:t>
       </w:r>
       <w:r>
         <w:rPr>
@@ -8899,7 +8899,7 @@
           <w:sz w:val="22"/>
           <w:szCs w:val="22"/>
         </w:rPr>
-        <w:t xml:space="preserve">undefined.8　</w:t>
+        <w:t xml:space="preserve">3.8　</w:t>
       </w:r>
       <w:r>
         <w:rPr>
@@ -8995,7 +8995,7 @@
           <w:sz w:val="22"/>
           <w:szCs w:val="22"/>
         </w:rPr>
-        <w:t xml:space="preserve">undefined.9　</w:t>
+        <w:t xml:space="preserve">3.9　</w:t>
       </w:r>
       <w:r>
         <w:rPr>
@@ -9046,7 +9046,7 @@
           <w:sz w:val="22"/>
           <w:szCs w:val="22"/>
         </w:rPr>
-        <w:t xml:space="preserve">undefined.10　</w:t>
+        <w:t xml:space="preserve">3.10　</w:t>
       </w:r>
       <w:r>
         <w:rPr>
@@ -9124,7 +9124,7 @@
           <w:sz w:val="22"/>
           <w:szCs w:val="22"/>
         </w:rPr>
-        <w:t xml:space="preserve">undefined.11　</w:t>
+        <w:t xml:space="preserve">3.11　</w:t>
       </w:r>
       <w:r>
         <w:rPr>
@@ -9184,7 +9184,7 @@
           <w:sz w:val="22"/>
           <w:szCs w:val="22"/>
         </w:rPr>
-        <w:t xml:space="preserve">undefined.12　</w:t>
+        <w:t xml:space="preserve">3.12　</w:t>
       </w:r>
       <w:r>
         <w:rPr>
@@ -9227,7 +9227,7 @@
           <w:sz w:val="22"/>
           <w:szCs w:val="22"/>
         </w:rPr>
-        <w:t xml:space="preserve">undefined.13　</w:t>
+        <w:t xml:space="preserve">3.13　</w:t>
       </w:r>
       <w:r>
         <w:rPr>
@@ -9330,7 +9330,7 @@
           <w:sz w:val="22"/>
           <w:szCs w:val="22"/>
         </w:rPr>
-        <w:t xml:space="preserve">undefined.14　</w:t>
+        <w:t xml:space="preserve">3.14　</w:t>
       </w:r>
       <w:r>
         <w:rPr>
@@ -9398,7 +9398,7 @@
           <w:sz w:val="22"/>
           <w:szCs w:val="22"/>
         </w:rPr>
-        <w:t xml:space="preserve">undefined.15　</w:t>
+        <w:t xml:space="preserve">3.15　</w:t>
       </w:r>
       <w:r>
         <w:rPr>
@@ -9546,7 +9546,7 @@
           <w:sz w:val="22"/>
           <w:szCs w:val="22"/>
         </w:rPr>
-        <w:t xml:space="preserve">undefined.16　</w:t>
+        <w:t xml:space="preserve">3.16　</w:t>
       </w:r>
       <w:r>
         <w:rPr>
@@ -9607,7 +9607,7 @@
           <w:sz w:val="22"/>
           <w:szCs w:val="22"/>
         </w:rPr>
-        <w:t xml:space="preserve">undefined.17　</w:t>
+        <w:t xml:space="preserve">3.17　</w:t>
       </w:r>
       <w:r>
         <w:rPr>
@@ -9650,7 +9650,7 @@
           <w:sz w:val="22"/>
           <w:szCs w:val="22"/>
         </w:rPr>
-        <w:t xml:space="preserve">undefined.18　</w:t>
+        <w:t xml:space="preserve">3.18　</w:t>
       </w:r>
       <w:r>
         <w:rPr>
@@ -9693,7 +9693,7 @@
           <w:sz w:val="22"/>
           <w:szCs w:val="22"/>
         </w:rPr>
-        <w:t xml:space="preserve">undefined.19　</w:t>
+        <w:t xml:space="preserve">3.19　</w:t>
       </w:r>
       <w:r>
         <w:rPr>
@@ -9754,7 +9754,7 @@
           <w:sz w:val="22"/>
           <w:szCs w:val="22"/>
         </w:rPr>
-        <w:t xml:space="preserve">undefined.20　</w:t>
+        <w:t xml:space="preserve">3.20　</w:t>
       </w:r>
       <w:r>
         <w:rPr>
@@ -9909,7 +9909,7 @@
           <w:sz w:val="22"/>
           <w:szCs w:val="22"/>
         </w:rPr>
-        <w:t xml:space="preserve">undefined.21　</w:t>
+        <w:t xml:space="preserve">3.21　</w:t>
       </w:r>
       <w:r>
         <w:rPr>
@@ -9978,7 +9978,7 @@
           <w:sz w:val="22"/>
           <w:szCs w:val="22"/>
         </w:rPr>
-        <w:t xml:space="preserve">undefined.22　</w:t>
+        <w:t xml:space="preserve">3.22　</w:t>
       </w:r>
       <w:r>
         <w:rPr>
@@ -10108,7 +10108,7 @@
           <w:sz w:val="22"/>
           <w:szCs w:val="22"/>
         </w:rPr>
-        <w:t xml:space="preserve">undefined.23　</w:t>
+        <w:t xml:space="preserve">3.23　</w:t>
       </w:r>
       <w:r>
         <w:rPr>
@@ -10187,7 +10187,7 @@
           <w:sz w:val="22"/>
           <w:szCs w:val="22"/>
         </w:rPr>
-        <w:t xml:space="preserve">undefined.24　</w:t>
+        <w:t xml:space="preserve">3.24　</w:t>
       </w:r>
       <w:r>
         <w:rPr>
@@ -10248,7 +10248,7 @@
           <w:sz w:val="22"/>
           <w:szCs w:val="22"/>
         </w:rPr>
-        <w:t xml:space="preserve">undefined.25　</w:t>
+        <w:t xml:space="preserve">3.25　</w:t>
       </w:r>
       <w:r>
         <w:rPr>
@@ -10291,7 +10291,7 @@
           <w:sz w:val="22"/>
           <w:szCs w:val="22"/>
         </w:rPr>
-        <w:t xml:space="preserve">undefined.26　</w:t>
+        <w:t xml:space="preserve">3.26　</w:t>
       </w:r>
       <w:r>
         <w:rPr>
@@ -10393,7 +10393,7 @@
           <w:sz w:val="22"/>
           <w:szCs w:val="22"/>
         </w:rPr>
-        <w:t xml:space="preserve">undefined.27　</w:t>
+        <w:t xml:space="preserve">3.27　</w:t>
       </w:r>
       <w:r>
         <w:rPr>
@@ -10470,7 +10470,7 @@
           <w:sz w:val="22"/>
           <w:szCs w:val="22"/>
         </w:rPr>
-        <w:t xml:space="preserve">undefined.28　</w:t>
+        <w:t xml:space="preserve">3.28　</w:t>
       </w:r>
       <w:r>
         <w:rPr>
@@ -10539,7 +10539,7 @@
           <w:sz w:val="22"/>
           <w:szCs w:val="22"/>
         </w:rPr>
-        <w:t xml:space="preserve">undefined.29　</w:t>
+        <w:t xml:space="preserve">3.29　</w:t>
       </w:r>
       <w:r>
         <w:rPr>
@@ -10590,7 +10590,7 @@
           <w:sz w:val="22"/>
           <w:szCs w:val="22"/>
         </w:rPr>
-        <w:t xml:space="preserve">undefined.30　</w:t>
+        <w:t xml:space="preserve">3.30　</w:t>
       </w:r>
       <w:r>
         <w:rPr>
@@ -10633,7 +10633,7 @@
           <w:sz w:val="22"/>
           <w:szCs w:val="22"/>
         </w:rPr>
-        <w:t xml:space="preserve">undefined.31　</w:t>
+        <w:t xml:space="preserve">3.31　</w:t>
       </w:r>
       <w:r>
         <w:rPr>
@@ -10684,7 +10684,7 @@
           <w:sz w:val="22"/>
           <w:szCs w:val="22"/>
         </w:rPr>
-        <w:t xml:space="preserve">undefined.32　</w:t>
+        <w:t xml:space="preserve">3.32　</w:t>
       </w:r>
       <w:r>
         <w:rPr>
@@ -10735,7 +10735,7 @@
           <w:sz w:val="22"/>
           <w:szCs w:val="22"/>
         </w:rPr>
-        <w:t xml:space="preserve">undefined.33　</w:t>
+        <w:t xml:space="preserve">3.33　</w:t>
       </w:r>
       <w:r>
         <w:rPr>
@@ -10778,7 +10778,7 @@
           <w:sz w:val="22"/>
           <w:szCs w:val="22"/>
         </w:rPr>
-        <w:t xml:space="preserve">undefined.34　</w:t>
+        <w:t xml:space="preserve">3.34　</w:t>
       </w:r>
       <w:r>
         <w:rPr>
@@ -10863,7 +10863,7 @@
         </w:rPr>
         <w:t xml:space="preserve">1, 36　</w:t>
       </w:r>
-      <w:hyperlink w:history="1" r:id="rIdeh6bwvdbrerodkc4hrqdm">
+      <w:hyperlink w:history="1" r:id="rId4ylq1ncjjoiinpymthzk6">
         <w:r>
           <w:rPr>
             <w:rStyle w:val="Hyperlink"/>
@@ -10889,7 +10889,7 @@
         </w:rPr>
         <w:t xml:space="preserve">2, 11　</w:t>
       </w:r>
-      <w:hyperlink w:history="1" r:id="rIdzcj97uhtzct6h1y5eudy2">
+      <w:hyperlink w:history="1" r:id="rIdp_ji3dqpfg6nasifrrv-o">
         <w:r>
           <w:rPr>
             <w:rStyle w:val="Hyperlink"/>
@@ -10915,7 +10915,7 @@
         </w:rPr>
         <w:t xml:space="preserve">3　</w:t>
       </w:r>
-      <w:hyperlink w:history="1" r:id="rIdbwfurodyi9tkt-fwe0k1q">
+      <w:hyperlink w:history="1" r:id="rIdiktgm-fmhkiqaaqp65c2t">
         <w:r>
           <w:rPr>
             <w:rStyle w:val="Hyperlink"/>
@@ -10941,7 +10941,7 @@
         </w:rPr>
         <w:t xml:space="preserve">4, 13, 54, 56, 59　</w:t>
       </w:r>
-      <w:hyperlink w:history="1" r:id="rIdbsujidimhiyt_ouvlmwhn">
+      <w:hyperlink w:history="1" r:id="rIdsrbb7nznah3e8hv6kxlil">
         <w:r>
           <w:rPr>
             <w:rStyle w:val="Hyperlink"/>
@@ -10967,7 +10967,7 @@
         </w:rPr>
         <w:t xml:space="preserve">5　</w:t>
       </w:r>
-      <w:hyperlink w:history="1" r:id="rIdfbudt6c3yzlfq2bvzzetw">
+      <w:hyperlink w:history="1" r:id="rIdbahm1nsdo-c8tuldkjl1l">
         <w:r>
           <w:rPr>
             <w:rStyle w:val="Hyperlink"/>
@@ -10993,7 +10993,7 @@
         </w:rPr>
         <w:t xml:space="preserve">6, 12, 21　</w:t>
       </w:r>
-      <w:hyperlink w:history="1" r:id="rIdgbfhyp6k6jfls4de4dsuq">
+      <w:hyperlink w:history="1" r:id="rIde4ejbxx9x0myuu9pl6-01">
         <w:r>
           <w:rPr>
             <w:rStyle w:val="Hyperlink"/>
@@ -11019,7 +11019,7 @@
         </w:rPr>
         <w:t xml:space="preserve">7, 48　</w:t>
       </w:r>
-      <w:hyperlink w:history="1" r:id="rIderjf_pwst_z1afuc9tqd2">
+      <w:hyperlink w:history="1" r:id="rIdapeo2myqi9-qgungyip_d">
         <w:r>
           <w:rPr>
             <w:rStyle w:val="Hyperlink"/>
@@ -11045,7 +11045,7 @@
         </w:rPr>
         <w:t xml:space="preserve">8, 49, 52　</w:t>
       </w:r>
-      <w:hyperlink w:history="1" r:id="rId2suulk15s3qing3f4bgux">
+      <w:hyperlink w:history="1" r:id="rIdsc1d7qaodqwnh0iy66slz">
         <w:r>
           <w:rPr>
             <w:rStyle w:val="Hyperlink"/>
@@ -11071,7 +11071,7 @@
         </w:rPr>
         <w:t xml:space="preserve">9, 31　</w:t>
       </w:r>
-      <w:hyperlink w:history="1" r:id="rIdrvndlusybzthdbnayxxcn">
+      <w:hyperlink w:history="1" r:id="rIdorrcrbemgydbz1hnxc14n">
         <w:r>
           <w:rPr>
             <w:rStyle w:val="Hyperlink"/>
@@ -11097,7 +11097,7 @@
         </w:rPr>
         <w:t xml:space="preserve">10, 30　</w:t>
       </w:r>
-      <w:hyperlink w:history="1" r:id="rIdg1snqlquxmn43a_cfbju1">
+      <w:hyperlink w:history="1" r:id="rId15rlu9z6xel1xmbpgmcfp">
         <w:r>
           <w:rPr>
             <w:rStyle w:val="Hyperlink"/>
@@ -11123,7 +11123,7 @@
         </w:rPr>
         <w:t xml:space="preserve">14, 25　</w:t>
       </w:r>
-      <w:hyperlink w:history="1" r:id="rIdxdqzn14cifcrzdubk5hyk">
+      <w:hyperlink w:history="1" r:id="rIdb1crlxipel4--nmot3m3t">
         <w:r>
           <w:rPr>
             <w:rStyle w:val="Hyperlink"/>
@@ -11149,7 +11149,7 @@
         </w:rPr>
         <w:t xml:space="preserve">15, 22　</w:t>
       </w:r>
-      <w:hyperlink w:history="1" r:id="rIdsyslysvyd9wzek8twgm8h">
+      <w:hyperlink w:history="1" r:id="rIdusvirh__-hlwy0m3skuzn">
         <w:r>
           <w:rPr>
             <w:rStyle w:val="Hyperlink"/>
@@ -11175,7 +11175,7 @@
         </w:rPr>
         <w:t xml:space="preserve">16　</w:t>
       </w:r>
-      <w:hyperlink w:history="1" r:id="rIdkmfam43f_let9yhqanmjg">
+      <w:hyperlink w:history="1" r:id="rIdnjq9egbxig4d8unzafdva">
         <w:r>
           <w:rPr>
             <w:rStyle w:val="Hyperlink"/>
@@ -11201,7 +11201,7 @@
         </w:rPr>
         <w:t xml:space="preserve">17　</w:t>
       </w:r>
-      <w:hyperlink w:history="1" r:id="rIdfsbxdgyf00k--xgtnhes2">
+      <w:hyperlink w:history="1" r:id="rIdkznch_genjy3mpcv0msxd">
         <w:r>
           <w:rPr>
             <w:rStyle w:val="Hyperlink"/>
@@ -11227,7 +11227,7 @@
         </w:rPr>
         <w:t xml:space="preserve">18　</w:t>
       </w:r>
-      <w:hyperlink w:history="1" r:id="rIdnn-1ow_9z29bcoyjrzfds">
+      <w:hyperlink w:history="1" r:id="rIdpuzgeejdhh-zi8vsisjux">
         <w:r>
           <w:rPr>
             <w:rStyle w:val="Hyperlink"/>
@@ -11253,7 +11253,7 @@
         </w:rPr>
         <w:t xml:space="preserve">19　</w:t>
       </w:r>
-      <w:hyperlink w:history="1" r:id="rIdwavt6obitkb4qpdxnyqcm">
+      <w:hyperlink w:history="1" r:id="rId_ys0oxyubkarbg0y1vky7">
         <w:r>
           <w:rPr>
             <w:rStyle w:val="Hyperlink"/>
@@ -11279,7 +11279,7 @@
         </w:rPr>
         <w:t xml:space="preserve">20　</w:t>
       </w:r>
-      <w:hyperlink w:history="1" r:id="rIdus9pr--kfybo3pivpqgr_">
+      <w:hyperlink w:history="1" r:id="rIdvwmgpnxstpvn6a3rwjsji">
         <w:r>
           <w:rPr>
             <w:rStyle w:val="Hyperlink"/>
@@ -11305,7 +11305,7 @@
         </w:rPr>
         <w:t xml:space="preserve">23　</w:t>
       </w:r>
-      <w:hyperlink w:history="1" r:id="rIdb8r4xh5oalg_exegjaolj">
+      <w:hyperlink w:history="1" r:id="rIdwgeazgnu1xcozhci4xabd">
         <w:r>
           <w:rPr>
             <w:rStyle w:val="Hyperlink"/>
@@ -11331,7 +11331,7 @@
         </w:rPr>
         <w:t xml:space="preserve">24, 53, 60　</w:t>
       </w:r>
-      <w:hyperlink w:history="1" r:id="rIdooxuwm3ycipjoji-j_gk5">
+      <w:hyperlink w:history="1" r:id="rIdkliu9oxom3rruocsdnvlo">
         <w:r>
           <w:rPr>
             <w:rStyle w:val="Hyperlink"/>
@@ -11357,7 +11357,7 @@
         </w:rPr>
         <w:t xml:space="preserve">26, 58　</w:t>
       </w:r>
-      <w:hyperlink w:history="1" r:id="rIdbssmil3zmo7o7r9asjyao">
+      <w:hyperlink w:history="1" r:id="rIdtja5an_wvli7xcf_10oxo">
         <w:r>
           <w:rPr>
             <w:rStyle w:val="Hyperlink"/>
@@ -11383,7 +11383,7 @@
         </w:rPr>
         <w:t xml:space="preserve">27　</w:t>
       </w:r>
-      <w:hyperlink w:history="1" r:id="rIdrxjxf34sersceaynzk5m0">
+      <w:hyperlink w:history="1" r:id="rIdz8m5ca13njuz01h_dgpyt">
         <w:r>
           <w:rPr>
             <w:rStyle w:val="Hyperlink"/>
@@ -11409,7 +11409,7 @@
         </w:rPr>
         <w:t xml:space="preserve">28　</w:t>
       </w:r>
-      <w:hyperlink w:history="1" r:id="rIdah3s7k-wyj_xildjfqea-">
+      <w:hyperlink w:history="1" r:id="rIdl3kttwbpakvlotxhal1ge">
         <w:r>
           <w:rPr>
             <w:rStyle w:val="Hyperlink"/>
@@ -11435,7 +11435,7 @@
         </w:rPr>
         <w:t xml:space="preserve">29　</w:t>
       </w:r>
-      <w:hyperlink w:history="1" r:id="rIdtkxdh1efbm0tqimahzpiy">
+      <w:hyperlink w:history="1" r:id="rIdh0kph-dm1wiwsqowzlhoa">
         <w:r>
           <w:rPr>
             <w:rStyle w:val="Hyperlink"/>
@@ -11461,7 +11461,7 @@
         </w:rPr>
         <w:t xml:space="preserve">32, 39, 47　</w:t>
       </w:r>
-      <w:hyperlink w:history="1" r:id="rIdz0rwy4bekguhn9gvgncis">
+      <w:hyperlink w:history="1" r:id="rId-xkz6we4ettqeiep_ykln">
         <w:r>
           <w:rPr>
             <w:rStyle w:val="Hyperlink"/>
@@ -11487,7 +11487,7 @@
         </w:rPr>
         <w:t xml:space="preserve">33　</w:t>
       </w:r>
-      <w:hyperlink w:history="1" r:id="rIdkwbfldnwxwcq4-trnpmgy">
+      <w:hyperlink w:history="1" r:id="rId7ve3rgjsxnq9urcm0a8u9">
         <w:r>
           <w:rPr>
             <w:rStyle w:val="Hyperlink"/>
@@ -11513,7 +11513,7 @@
         </w:rPr>
         <w:t xml:space="preserve">34, 40, 42, 51　</w:t>
       </w:r>
-      <w:hyperlink w:history="1" r:id="rId53s5ocrgxiwx0r32o9iyc">
+      <w:hyperlink w:history="1" r:id="rIdszvjrf2ghplq1w8wkbejk">
         <w:r>
           <w:rPr>
             <w:rStyle w:val="Hyperlink"/>
@@ -11539,7 +11539,7 @@
         </w:rPr>
         <w:t xml:space="preserve">35　</w:t>
       </w:r>
-      <w:hyperlink w:history="1" r:id="rId1yto6-v2mya8fn7etyb85">
+      <w:hyperlink w:history="1" r:id="rIdobzcaaial0h0wjpn7y_af">
         <w:r>
           <w:rPr>
             <w:rStyle w:val="Hyperlink"/>
@@ -11565,7 +11565,7 @@
         </w:rPr>
         <w:t xml:space="preserve">37　</w:t>
       </w:r>
-      <w:hyperlink w:history="1" r:id="rIdhm-vdud9tfz5gzeess-gw">
+      <w:hyperlink w:history="1" r:id="rId7_36wdgtsx1im6h7f8zvz">
         <w:r>
           <w:rPr>
             <w:rStyle w:val="Hyperlink"/>
@@ -11591,7 +11591,7 @@
         </w:rPr>
         <w:t xml:space="preserve">38　</w:t>
       </w:r>
-      <w:hyperlink w:history="1" r:id="rIdcmck9ytg4zhuuj4jfani0">
+      <w:hyperlink w:history="1" r:id="rIdvymdn0a7dqjsnjiiqkahp">
         <w:r>
           <w:rPr>
             <w:rStyle w:val="Hyperlink"/>
@@ -11617,7 +11617,7 @@
         </w:rPr>
         <w:t xml:space="preserve">41　</w:t>
       </w:r>
-      <w:hyperlink w:history="1" r:id="rIdw1k4ssdfg0ozicnp9pgfh">
+      <w:hyperlink w:history="1" r:id="rIdvg5isis-6-ok5pzpdzzpd">
         <w:r>
           <w:rPr>
             <w:rStyle w:val="Hyperlink"/>
@@ -11643,7 +11643,7 @@
         </w:rPr>
         <w:t xml:space="preserve">43, 50　</w:t>
       </w:r>
-      <w:hyperlink w:history="1" r:id="rIdoxdn1liqct5vj9ibibtf1">
+      <w:hyperlink w:history="1" r:id="rIdm9h1429mjphuvkuorvbte">
         <w:r>
           <w:rPr>
             <w:rStyle w:val="Hyperlink"/>
@@ -11669,7 +11669,7 @@
         </w:rPr>
         <w:t xml:space="preserve">44, 46　</w:t>
       </w:r>
-      <w:hyperlink w:history="1" r:id="rIdnhn8bxosxccq2s6ckw_vk">
+      <w:hyperlink w:history="1" r:id="rIdcrtpoe1wjesrnoatl5n0k">
         <w:r>
           <w:rPr>
             <w:rStyle w:val="Hyperlink"/>
@@ -11695,7 +11695,7 @@
         </w:rPr>
         <w:t xml:space="preserve">45　</w:t>
       </w:r>
-      <w:hyperlink w:history="1" r:id="rId8x-4sgoxlljyeia3guho6">
+      <w:hyperlink w:history="1" r:id="rIdy41xpv0fkaeqb1-xr8lle">
         <w:r>
           <w:rPr>
             <w:rStyle w:val="Hyperlink"/>
@@ -11721,7 +11721,7 @@
         </w:rPr>
         <w:t xml:space="preserve">55　</w:t>
       </w:r>
-      <w:hyperlink w:history="1" r:id="rIdpie42a6khdwkyqbdjwyko">
+      <w:hyperlink w:history="1" r:id="rIdnu3lu-uzpf_gcc2ulp5hw">
         <w:r>
           <w:rPr>
             <w:rStyle w:val="Hyperlink"/>
@@ -11747,7 +11747,7 @@
         </w:rPr>
         <w:t xml:space="preserve">57　</w:t>
       </w:r>
-      <w:hyperlink w:history="1" r:id="rIdxl9kqqgrkwpqjqpdjkc3s">
+      <w:hyperlink w:history="1" r:id="rIdh_z0wjg7wq3zgq5znfnxl">
         <w:r>
           <w:rPr>
             <w:rStyle w:val="Hyperlink"/>
@@ -11773,7 +11773,7 @@
         </w:rPr>
         <w:t xml:space="preserve">61　</w:t>
       </w:r>
-      <w:hyperlink w:history="1" r:id="rIdicdv7ykutakcgxajezbaw">
+      <w:hyperlink w:history="1" r:id="rIdt4mahmhs3agyo73vjbup6">
         <w:r>
           <w:rPr>
             <w:rStyle w:val="Hyperlink"/>
@@ -11799,7 +11799,7 @@
           <w:sz w:val="28"/>
           <w:szCs w:val="28"/>
         </w:rPr>
-        <w:t xml:space="preserve">undefined. undefined</w:t>
+        <w:t xml:space="preserve">4. 教員校董選舉</w:t>
       </w:r>
     </w:p>
     <w:p>
@@ -11815,7 +11815,7 @@
           <w:sz w:val="22"/>
           <w:szCs w:val="22"/>
         </w:rPr>
-        <w:t xml:space="preserve">undefined.1　</w:t>
+        <w:t xml:space="preserve">4.1　</w:t>
       </w:r>
       <w:r>
         <w:rPr>
@@ -11902,7 +11902,7 @@
           <w:sz w:val="22"/>
           <w:szCs w:val="22"/>
         </w:rPr>
-        <w:t xml:space="preserve">undefined.2　</w:t>
+        <w:t xml:space="preserve">4.2　</w:t>
       </w:r>
       <w:r>
         <w:rPr>
@@ -12288,7 +12288,7 @@
           <w:sz w:val="22"/>
           <w:szCs w:val="22"/>
         </w:rPr>
-        <w:t xml:space="preserve">undefined.3　</w:t>
+        <w:t xml:space="preserve">4.3　</w:t>
       </w:r>
       <w:r>
         <w:rPr>
@@ -12357,7 +12357,7 @@
           <w:sz w:val="22"/>
           <w:szCs w:val="22"/>
         </w:rPr>
-        <w:t xml:space="preserve">undefined.4　</w:t>
+        <w:t xml:space="preserve">4.4　</w:t>
       </w:r>
       <w:r>
         <w:rPr>
@@ -12408,7 +12408,7 @@
           <w:sz w:val="22"/>
           <w:szCs w:val="22"/>
         </w:rPr>
-        <w:t xml:space="preserve">undefined.5　</w:t>
+        <w:t xml:space="preserve">4.5　</w:t>
       </w:r>
       <w:r>
         <w:rPr>
@@ -12496,7 +12496,7 @@
           <w:sz w:val="22"/>
           <w:szCs w:val="22"/>
         </w:rPr>
-        <w:t xml:space="preserve">undefined.6　</w:t>
+        <w:t xml:space="preserve">4.6　</w:t>
       </w:r>
       <w:r>
         <w:rPr>
@@ -12548,7 +12548,7 @@
           <w:sz w:val="22"/>
           <w:szCs w:val="22"/>
         </w:rPr>
-        <w:t xml:space="preserve">undefined.7　</w:t>
+        <w:t xml:space="preserve">4.7　</w:t>
       </w:r>
       <w:r>
         <w:rPr>
@@ -12600,7 +12600,7 @@
           <w:sz w:val="22"/>
           <w:szCs w:val="22"/>
         </w:rPr>
-        <w:t xml:space="preserve">undefined.8　</w:t>
+        <w:t xml:space="preserve">4.8　</w:t>
       </w:r>
       <w:r>
         <w:rPr>
@@ -12634,7 +12634,7 @@
           <w:sz w:val="22"/>
           <w:szCs w:val="22"/>
         </w:rPr>
-        <w:t xml:space="preserve">undefined.9　</w:t>
+        <w:t xml:space="preserve">4.9　</w:t>
       </w:r>
       <w:r>
         <w:rPr>
@@ -12755,7 +12755,7 @@
           <w:sz w:val="22"/>
           <w:szCs w:val="22"/>
         </w:rPr>
-        <w:t xml:space="preserve">undefined.10　</w:t>
+        <w:t xml:space="preserve">4.10　</w:t>
       </w:r>
       <w:r>
         <w:rPr>
@@ -12806,7 +12806,7 @@
           <w:sz w:val="22"/>
           <w:szCs w:val="22"/>
         </w:rPr>
-        <w:t xml:space="preserve">undefined.11　</w:t>
+        <w:t xml:space="preserve">4.11　</w:t>
       </w:r>
       <w:r>
         <w:rPr>
@@ -12840,7 +12840,7 @@
           <w:sz w:val="22"/>
           <w:szCs w:val="22"/>
         </w:rPr>
-        <w:t xml:space="preserve">undefined.12　</w:t>
+        <w:t xml:space="preserve">4.12　</w:t>
       </w:r>
       <w:r>
         <w:rPr>
@@ -12944,7 +12944,7 @@
           <w:sz w:val="22"/>
           <w:szCs w:val="22"/>
         </w:rPr>
-        <w:t xml:space="preserve">undefined.13　</w:t>
+        <w:t xml:space="preserve">4.13　</w:t>
       </w:r>
       <w:r>
         <w:rPr>
@@ -13012,7 +13012,7 @@
         </w:rPr>
         <w:t xml:space="preserve">1, 10　</w:t>
       </w:r>
-      <w:hyperlink w:history="1" r:id="rIddd-spu3hmbirgbo8icr-3">
+      <w:hyperlink w:history="1" r:id="rIdrfydaepsfawb_dylplnhg">
         <w:r>
           <w:rPr>
             <w:rStyle w:val="Hyperlink"/>
@@ -13038,7 +13038,7 @@
         </w:rPr>
         <w:t xml:space="preserve">2, 5, 8, 9, 11, 23　</w:t>
       </w:r>
-      <w:hyperlink w:history="1" r:id="rIduns_amnkm4znklelouxgv">
+      <w:hyperlink w:history="1" r:id="rId3ib1q2i9sv3jfhhzwtmor">
         <w:r>
           <w:rPr>
             <w:rStyle w:val="Hyperlink"/>
@@ -13064,7 +13064,7 @@
         </w:rPr>
         <w:t xml:space="preserve">3, 6, 12　</w:t>
       </w:r>
-      <w:hyperlink w:history="1" r:id="rIdo-b4kshd2ymy2zwxz1net">
+      <w:hyperlink w:history="1" r:id="rIdezi49jouykizygxuxbjft">
         <w:r>
           <w:rPr>
             <w:rStyle w:val="Hyperlink"/>
@@ -13090,7 +13090,7 @@
         </w:rPr>
         <w:t xml:space="preserve">4　</w:t>
       </w:r>
-      <w:hyperlink w:history="1" r:id="rId8bw-tlezqf6wec9coyu7e">
+      <w:hyperlink w:history="1" r:id="rIdrjlpbleecpyorrgdnmjae">
         <w:r>
           <w:rPr>
             <w:rStyle w:val="Hyperlink"/>
@@ -13116,7 +13116,7 @@
         </w:rPr>
         <w:t xml:space="preserve">7　</w:t>
       </w:r>
-      <w:hyperlink w:history="1" r:id="rId-jqvv97mllk95yv0maokv">
+      <w:hyperlink w:history="1" r:id="rId0igmof-she9j79ao6ccq9">
         <w:r>
           <w:rPr>
             <w:rStyle w:val="Hyperlink"/>
@@ -13142,7 +13142,7 @@
         </w:rPr>
         <w:t xml:space="preserve">13, 21, 26, 27　</w:t>
       </w:r>
-      <w:hyperlink w:history="1" r:id="rIdqpuwxdj1vzu3lshpriut-">
+      <w:hyperlink w:history="1" r:id="rIda8ogep7-t2brxj_omb0li">
         <w:r>
           <w:rPr>
             <w:rStyle w:val="Hyperlink"/>
@@ -13168,7 +13168,7 @@
         </w:rPr>
         <w:t xml:space="preserve">14　</w:t>
       </w:r>
-      <w:hyperlink w:history="1" r:id="rIdu_bz2bvxtowflglrh-804">
+      <w:hyperlink w:history="1" r:id="rIdxu8jl20j22-0xdrtqmhkz">
         <w:r>
           <w:rPr>
             <w:rStyle w:val="Hyperlink"/>
@@ -13194,7 +13194,7 @@
         </w:rPr>
         <w:t xml:space="preserve">15　</w:t>
       </w:r>
-      <w:hyperlink w:history="1" r:id="rIdnv8dg3hy6bf2ylmky7ldc">
+      <w:hyperlink w:history="1" r:id="rIdgpe6oepqwcgzppczxza1_">
         <w:r>
           <w:rPr>
             <w:rStyle w:val="Hyperlink"/>
@@ -13220,7 +13220,7 @@
         </w:rPr>
         <w:t xml:space="preserve">16, 18　</w:t>
       </w:r>
-      <w:hyperlink w:history="1" r:id="rIdeukc27nx5dfnbzgxuoivq">
+      <w:hyperlink w:history="1" r:id="rId9-7khi59d-_lcnq9aq90h">
         <w:r>
           <w:rPr>
             <w:rStyle w:val="Hyperlink"/>
@@ -13246,7 +13246,7 @@
         </w:rPr>
         <w:t xml:space="preserve">17　</w:t>
       </w:r>
-      <w:hyperlink w:history="1" r:id="rIdshoat8qz7uq2cle3ehspv">
+      <w:hyperlink w:history="1" r:id="rIdvtre1dbvh5fibvlbzj2bw">
         <w:r>
           <w:rPr>
             <w:rStyle w:val="Hyperlink"/>
@@ -13272,7 +13272,7 @@
         </w:rPr>
         <w:t xml:space="preserve">19　</w:t>
       </w:r>
-      <w:hyperlink w:history="1" r:id="rId5lqv3tolgs-agzilfszmv">
+      <w:hyperlink w:history="1" r:id="rIdkooobvrwsldneplievf4r">
         <w:r>
           <w:rPr>
             <w:rStyle w:val="Hyperlink"/>
@@ -13298,7 +13298,7 @@
         </w:rPr>
         <w:t xml:space="preserve">20, 25　</w:t>
       </w:r>
-      <w:hyperlink w:history="1" r:id="rIdaactywu4o_nwqweigdx-b">
+      <w:hyperlink w:history="1" r:id="rIdi-yrdeugxelybv5li9jjp">
         <w:r>
           <w:rPr>
             <w:rStyle w:val="Hyperlink"/>
@@ -13324,7 +13324,7 @@
         </w:rPr>
         <w:t xml:space="preserve">22　</w:t>
       </w:r>
-      <w:hyperlink w:history="1" r:id="rIdr4n0l_ptnvhowk_dr5vvl">
+      <w:hyperlink w:history="1" r:id="rIdue0vwycbkyatcp7eedv7m">
         <w:r>
           <w:rPr>
             <w:rStyle w:val="Hyperlink"/>
@@ -13350,7 +13350,7 @@
         </w:rPr>
         <w:t xml:space="preserve">24　</w:t>
       </w:r>
-      <w:hyperlink w:history="1" r:id="rIddaqrehjm5hufzirmy_ow5">
+      <w:hyperlink w:history="1" r:id="rId0veayzifbh02es_tqeboa">
         <w:r>
           <w:rPr>
             <w:rStyle w:val="Hyperlink"/>
@@ -13376,7 +13376,7 @@
           <w:sz w:val="28"/>
           <w:szCs w:val="28"/>
         </w:rPr>
-        <w:t xml:space="preserve">undefined. undefined</w:t>
+        <w:t xml:space="preserve">5. 利益申報</w:t>
       </w:r>
     </w:p>
     <w:p>
@@ -13392,7 +13392,7 @@
           <w:sz w:val="22"/>
           <w:szCs w:val="22"/>
         </w:rPr>
-        <w:t xml:space="preserve">undefined.1　</w:t>
+        <w:t xml:space="preserve">5.1　</w:t>
       </w:r>
       <w:r>
         <w:rPr>
@@ -13496,7 +13496,7 @@
           <w:sz w:val="22"/>
           <w:szCs w:val="22"/>
         </w:rPr>
-        <w:t xml:space="preserve">undefined.2　</w:t>
+        <w:t xml:space="preserve">5.2　</w:t>
       </w:r>
       <w:r>
         <w:rPr>
@@ -13583,7 +13583,7 @@
           <w:sz w:val="22"/>
           <w:szCs w:val="22"/>
         </w:rPr>
-        <w:t xml:space="preserve">undefined.3　</w:t>
+        <w:t xml:space="preserve">5.3　</w:t>
       </w:r>
       <w:r>
         <w:rPr>
@@ -13670,7 +13670,7 @@
           <w:sz w:val="22"/>
           <w:szCs w:val="22"/>
         </w:rPr>
-        <w:t xml:space="preserve">undefined.4　</w:t>
+        <w:t xml:space="preserve">5.4　</w:t>
       </w:r>
       <w:r>
         <w:rPr>
@@ -13722,7 +13722,7 @@
           <w:sz w:val="22"/>
           <w:szCs w:val="22"/>
         </w:rPr>
-        <w:t xml:space="preserve">undefined.5　</w:t>
+        <w:t xml:space="preserve">5.5　</w:t>
       </w:r>
       <w:r>
         <w:rPr>
@@ -14216,7 +14216,7 @@
           <w:sz w:val="22"/>
           <w:szCs w:val="22"/>
         </w:rPr>
-        <w:t xml:space="preserve">undefined.6　</w:t>
+        <w:t xml:space="preserve">5.6　</w:t>
       </w:r>
       <w:r>
         <w:rPr>
@@ -14320,7 +14320,7 @@
           <w:sz w:val="22"/>
           <w:szCs w:val="22"/>
         </w:rPr>
-        <w:t xml:space="preserve">undefined.7　</w:t>
+        <w:t xml:space="preserve">5.7　</w:t>
       </w:r>
       <w:r>
         <w:rPr>
@@ -14424,7 +14424,7 @@
         </w:rPr>
         <w:t xml:space="preserve">1　</w:t>
       </w:r>
-      <w:hyperlink w:history="1" r:id="rId3mbrdrb9dpksednqjsl__">
+      <w:hyperlink w:history="1" r:id="rIdg74mwccvwlkoqecgz3u_m">
         <w:r>
           <w:rPr>
             <w:rStyle w:val="Hyperlink"/>
@@ -14450,7 +14450,7 @@
         </w:rPr>
         <w:t xml:space="preserve">2, 5　</w:t>
       </w:r>
-      <w:hyperlink w:history="1" r:id="rIdsvxkkf74bzzweeetmo2-p">
+      <w:hyperlink w:history="1" r:id="rIdqw8tum4wdugemnbnbjd37">
         <w:r>
           <w:rPr>
             <w:rStyle w:val="Hyperlink"/>
@@ -14476,7 +14476,7 @@
         </w:rPr>
         <w:t xml:space="preserve">3　</w:t>
       </w:r>
-      <w:hyperlink w:history="1" r:id="rIdrczgw-i-8mlsecs8hedm8">
+      <w:hyperlink w:history="1" r:id="rId97w5xmq-rxcgy78q-ze3d">
         <w:r>
           <w:rPr>
             <w:rStyle w:val="Hyperlink"/>
@@ -14502,7 +14502,7 @@
         </w:rPr>
         <w:t xml:space="preserve">4, 7, 10, 12　</w:t>
       </w:r>
-      <w:hyperlink w:history="1" r:id="rId0f3-ucid5u0-kiwjrtqhf">
+      <w:hyperlink w:history="1" r:id="rIddrrtxdwrnu5foiehc7aud">
         <w:r>
           <w:rPr>
             <w:rStyle w:val="Hyperlink"/>
@@ -14528,7 +14528,7 @@
         </w:rPr>
         <w:t xml:space="preserve">6, 8, 11, 14　</w:t>
       </w:r>
-      <w:hyperlink w:history="1" r:id="rIdovqdlqnaqrszv31rxohxc">
+      <w:hyperlink w:history="1" r:id="rIdcr9jdor0z0wstm9xs6jty">
         <w:r>
           <w:rPr>
             <w:rStyle w:val="Hyperlink"/>
@@ -14554,7 +14554,7 @@
         </w:rPr>
         <w:t xml:space="preserve">9, 18　</w:t>
       </w:r>
-      <w:hyperlink w:history="1" r:id="rIdnhs1zxo_gkw3y0hdwiij1">
+      <w:hyperlink w:history="1" r:id="rIdow1w0kktlr7ngdz8vl9y_">
         <w:r>
           <w:rPr>
             <w:rStyle w:val="Hyperlink"/>
@@ -14580,7 +14580,7 @@
         </w:rPr>
         <w:t xml:space="preserve">13, 16, 20　</w:t>
       </w:r>
-      <w:hyperlink w:history="1" r:id="rIdjrugpu_cziy5khiuytj8i">
+      <w:hyperlink w:history="1" r:id="rIdbxlfjyxvpska_nurrlgbt">
         <w:r>
           <w:rPr>
             <w:rStyle w:val="Hyperlink"/>
@@ -14606,7 +14606,7 @@
         </w:rPr>
         <w:t xml:space="preserve">15, 19　</w:t>
       </w:r>
-      <w:hyperlink w:history="1" r:id="rIdaqp8glf4uy8_rhofb5dzu">
+      <w:hyperlink w:history="1" r:id="rIdujqkomdasz-axkdwhkyij">
         <w:r>
           <w:rPr>
             <w:rStyle w:val="Hyperlink"/>
@@ -14632,7 +14632,7 @@
         </w:rPr>
         <w:t xml:space="preserve">17　</w:t>
       </w:r>
-      <w:hyperlink w:history="1" r:id="rId0ajkqfc9e8hr3x3ari5jl">
+      <w:hyperlink w:history="1" r:id="rIdx0dnmz27zuikccmk0zorx">
         <w:r>
           <w:rPr>
             <w:rStyle w:val="Hyperlink"/>
@@ -14658,7 +14658,7 @@
         </w:rPr>
         <w:t xml:space="preserve">21　</w:t>
       </w:r>
-      <w:hyperlink w:history="1" r:id="rIdvarzycfvp5yqlq7kyi7n0">
+      <w:hyperlink w:history="1" r:id="rId16fzvsg52eahidwhrwqm5">
         <w:r>
           <w:rPr>
             <w:rStyle w:val="Hyperlink"/>
@@ -14684,7 +14684,7 @@
           <w:sz w:val="28"/>
           <w:szCs w:val="28"/>
         </w:rPr>
-        <w:t xml:space="preserve">undefined. undefined</w:t>
+        <w:t xml:space="preserve">6. 校長遴選</w:t>
       </w:r>
     </w:p>
     <w:p>
@@ -14700,7 +14700,7 @@
           <w:sz w:val="22"/>
           <w:szCs w:val="22"/>
         </w:rPr>
-        <w:t xml:space="preserve">undefined.1　</w:t>
+        <w:t xml:space="preserve">6.1　</w:t>
       </w:r>
       <w:r>
         <w:rPr>
@@ -14752,7 +14752,7 @@
           <w:sz w:val="22"/>
           <w:szCs w:val="22"/>
         </w:rPr>
-        <w:t xml:space="preserve">undefined.2　</w:t>
+        <w:t xml:space="preserve">6.2　</w:t>
       </w:r>
       <w:r>
         <w:rPr>
@@ -15135,7 +15135,7 @@
           <w:sz w:val="22"/>
           <w:szCs w:val="22"/>
         </w:rPr>
-        <w:t xml:space="preserve">undefined.3　</w:t>
+        <w:t xml:space="preserve">6.3　</w:t>
       </w:r>
       <w:r>
         <w:rPr>
@@ -15187,7 +15187,7 @@
           <w:sz w:val="22"/>
           <w:szCs w:val="22"/>
         </w:rPr>
-        <w:t xml:space="preserve">undefined.4　</w:t>
+        <w:t xml:space="preserve">6.4　</w:t>
       </w:r>
       <w:r>
         <w:rPr>
@@ -15239,7 +15239,7 @@
           <w:sz w:val="22"/>
           <w:szCs w:val="22"/>
         </w:rPr>
-        <w:t xml:space="preserve">undefined.5　</w:t>
+        <w:t xml:space="preserve">6.5　</w:t>
       </w:r>
       <w:r>
         <w:rPr>
@@ -15290,7 +15290,7 @@
           <w:sz w:val="22"/>
           <w:szCs w:val="22"/>
         </w:rPr>
-        <w:t xml:space="preserve">undefined.6　</w:t>
+        <w:t xml:space="preserve">6.6　</w:t>
       </w:r>
       <w:r>
         <w:rPr>
@@ -15324,7 +15324,7 @@
           <w:sz w:val="22"/>
           <w:szCs w:val="22"/>
         </w:rPr>
-        <w:t xml:space="preserve">undefined.7　</w:t>
+        <w:t xml:space="preserve">6.7　</w:t>
       </w:r>
       <w:r>
         <w:rPr>
@@ -15375,7 +15375,7 @@
           <w:sz w:val="22"/>
           <w:szCs w:val="22"/>
         </w:rPr>
-        <w:t xml:space="preserve">undefined.8　</w:t>
+        <w:t xml:space="preserve">6.8　</w:t>
       </w:r>
       <w:r>
         <w:rPr>
@@ -15426,7 +15426,7 @@
           <w:sz w:val="22"/>
           <w:szCs w:val="22"/>
         </w:rPr>
-        <w:t xml:space="preserve">undefined.9　</w:t>
+        <w:t xml:space="preserve">6.9　</w:t>
       </w:r>
       <w:r>
         <w:rPr>
@@ -15460,7 +15460,7 @@
           <w:sz w:val="22"/>
           <w:szCs w:val="22"/>
         </w:rPr>
-        <w:t xml:space="preserve">undefined.10　</w:t>
+        <w:t xml:space="preserve">6.10　</w:t>
       </w:r>
       <w:r>
         <w:rPr>
@@ -15494,7 +15494,7 @@
           <w:sz w:val="22"/>
           <w:szCs w:val="22"/>
         </w:rPr>
-        <w:t xml:space="preserve">undefined.11　</w:t>
+        <w:t xml:space="preserve">6.11　</w:t>
       </w:r>
       <w:r>
         <w:rPr>
@@ -15528,7 +15528,7 @@
           <w:sz w:val="22"/>
           <w:szCs w:val="22"/>
         </w:rPr>
-        <w:t xml:space="preserve">undefined.12　</w:t>
+        <w:t xml:space="preserve">6.12　</w:t>
       </w:r>
       <w:r>
         <w:rPr>
@@ -15951,7 +15951,7 @@
         </w:rPr>
         <w:t xml:space="preserve">1　</w:t>
       </w:r>
-      <w:hyperlink w:history="1" r:id="rId9bvmkd0l1zckeko1q-ddd">
+      <w:hyperlink w:history="1" r:id="rIdz4x7c0o-6m_j82qj2nlpo">
         <w:r>
           <w:rPr>
             <w:rStyle w:val="Hyperlink"/>
@@ -15977,7 +15977,7 @@
         </w:rPr>
         <w:t xml:space="preserve">2, 10　</w:t>
       </w:r>
-      <w:hyperlink w:history="1" r:id="rId3w-5cburjlzkattxtk5yf">
+      <w:hyperlink w:history="1" r:id="rIdezej_lnwe_wjx7dsyowdm">
         <w:r>
           <w:rPr>
             <w:rStyle w:val="Hyperlink"/>
@@ -16003,7 +16003,7 @@
         </w:rPr>
         <w:t xml:space="preserve">3, 8, 12, 14　</w:t>
       </w:r>
-      <w:hyperlink w:history="1" r:id="rIdqw59k6wfd59uuob5seehp">
+      <w:hyperlink w:history="1" r:id="rIdv4gqkcujkzajjql6xkysj">
         <w:r>
           <w:rPr>
             <w:rStyle w:val="Hyperlink"/>
@@ -16029,7 +16029,7 @@
         </w:rPr>
         <w:t xml:space="preserve">4　</w:t>
       </w:r>
-      <w:hyperlink w:history="1" r:id="rIdvsgsz2noqi3fs6z7m8zj1">
+      <w:hyperlink w:history="1" r:id="rIdhvxkysii92egtgcaohiyq">
         <w:r>
           <w:rPr>
             <w:rStyle w:val="Hyperlink"/>
@@ -16055,7 +16055,7 @@
         </w:rPr>
         <w:t xml:space="preserve">5　</w:t>
       </w:r>
-      <w:hyperlink w:history="1" r:id="rId3cyd_itkx5zbormga255c">
+      <w:hyperlink w:history="1" r:id="rId4z2o0ezo87wnmmbw3u4s2">
         <w:r>
           <w:rPr>
             <w:rStyle w:val="Hyperlink"/>
@@ -16081,7 +16081,7 @@
         </w:rPr>
         <w:t xml:space="preserve">6　</w:t>
       </w:r>
-      <w:hyperlink w:history="1" r:id="rIdvwi5yxpzq3i3wv5jfx0br">
+      <w:hyperlink w:history="1" r:id="rIdgeocyysmwfyofcvrnrnoc">
         <w:r>
           <w:rPr>
             <w:rStyle w:val="Hyperlink"/>
@@ -16107,7 +16107,7 @@
         </w:rPr>
         <w:t xml:space="preserve">7　</w:t>
       </w:r>
-      <w:hyperlink w:history="1" r:id="rId1x-ifyhgzcwuaelbjwxab">
+      <w:hyperlink w:history="1" r:id="rIdk4ckdt8bbnwc_nsugj-8c">
         <w:r>
           <w:rPr>
             <w:rStyle w:val="Hyperlink"/>
@@ -16133,7 +16133,7 @@
         </w:rPr>
         <w:t xml:space="preserve">9, 13　</w:t>
       </w:r>
-      <w:hyperlink w:history="1" r:id="rIdcnutniphjn-1xy1xvihan">
+      <w:hyperlink w:history="1" r:id="rIddxeec9tauekwvt-p61dui">
         <w:r>
           <w:rPr>
             <w:rStyle w:val="Hyperlink"/>
@@ -16159,7 +16159,7 @@
         </w:rPr>
         <w:t xml:space="preserve">11, 18　</w:t>
       </w:r>
-      <w:hyperlink w:history="1" r:id="rIdsiwyprdj3pp8uowhea_xu">
+      <w:hyperlink w:history="1" r:id="rId0b4d0bk9clj4yhnpfszwl">
         <w:r>
           <w:rPr>
             <w:rStyle w:val="Hyperlink"/>
@@ -16185,7 +16185,7 @@
         </w:rPr>
         <w:t xml:space="preserve">15　</w:t>
       </w:r>
-      <w:hyperlink w:history="1" r:id="rIdfvso55h8os9cthtiauiu0">
+      <w:hyperlink w:history="1" r:id="rIdogdzb3nblwmzeqqsrbtkt">
         <w:r>
           <w:rPr>
             <w:rStyle w:val="Hyperlink"/>
@@ -16211,7 +16211,7 @@
         </w:rPr>
         <w:t xml:space="preserve">16　</w:t>
       </w:r>
-      <w:hyperlink w:history="1" r:id="rIdtkkt57vllks8nxpul8wiv">
+      <w:hyperlink w:history="1" r:id="rIdnmmr3yy0bhgrvpzclpzne">
         <w:r>
           <w:rPr>
             <w:rStyle w:val="Hyperlink"/>
@@ -16237,7 +16237,7 @@
         </w:rPr>
         <w:t xml:space="preserve">17　</w:t>
       </w:r>
-      <w:hyperlink w:history="1" r:id="rIdx29byuxrqp165rhxkdlts">
+      <w:hyperlink w:history="1" r:id="rId16jwtpi11lgn_yivrnaia">
         <w:r>
           <w:rPr>
             <w:rStyle w:val="Hyperlink"/>
@@ -16263,7 +16263,7 @@
         </w:rPr>
         <w:t xml:space="preserve">19　</w:t>
       </w:r>
-      <w:hyperlink w:history="1" r:id="rIdj4u8fzfzxy9cpm0uvkhmb">
+      <w:hyperlink w:history="1" r:id="rIdcbbzcyzv6tf2kqygyc4ou">
         <w:r>
           <w:rPr>
             <w:rStyle w:val="Hyperlink"/>
@@ -16289,7 +16289,7 @@
           <w:sz w:val="28"/>
           <w:szCs w:val="28"/>
         </w:rPr>
-        <w:t xml:space="preserve">undefined. undefined</w:t>
+        <w:t xml:space="preserve">7. 校友及獨立校董</w:t>
       </w:r>
     </w:p>
     <w:p>
@@ -16305,7 +16305,7 @@
           <w:sz w:val="22"/>
           <w:szCs w:val="22"/>
         </w:rPr>
-        <w:t xml:space="preserve">undefined.1　</w:t>
+        <w:t xml:space="preserve">7.1　</w:t>
       </w:r>
       <w:r>
         <w:rPr>
@@ -16374,7 +16374,7 @@
           <w:sz w:val="22"/>
           <w:szCs w:val="22"/>
         </w:rPr>
-        <w:t xml:space="preserve">undefined.2　</w:t>
+        <w:t xml:space="preserve">7.2　</w:t>
       </w:r>
       <w:r>
         <w:rPr>
@@ -16408,7 +16408,7 @@
           <w:sz w:val="22"/>
           <w:szCs w:val="22"/>
         </w:rPr>
-        <w:t xml:space="preserve">undefined.3　</w:t>
+        <w:t xml:space="preserve">7.3　</w:t>
       </w:r>
       <w:r>
         <w:rPr>
@@ -16477,7 +16477,7 @@
           <w:sz w:val="22"/>
           <w:szCs w:val="22"/>
         </w:rPr>
-        <w:t xml:space="preserve">undefined.4　</w:t>
+        <w:t xml:space="preserve">7.4　</w:t>
       </w:r>
       <w:r>
         <w:rPr>
@@ -16916,7 +16916,7 @@
           <w:sz w:val="22"/>
           <w:szCs w:val="22"/>
         </w:rPr>
-        <w:t xml:space="preserve">undefined.5　</w:t>
+        <w:t xml:space="preserve">7.5　</w:t>
       </w:r>
       <w:r>
         <w:rPr>
@@ -17022,7 +17022,7 @@
           <w:sz w:val="22"/>
           <w:szCs w:val="22"/>
         </w:rPr>
-        <w:t xml:space="preserve">undefined.6　</w:t>
+        <w:t xml:space="preserve">7.6　</w:t>
       </w:r>
       <w:r>
         <w:rPr>
@@ -17056,7 +17056,7 @@
           <w:sz w:val="22"/>
           <w:szCs w:val="22"/>
         </w:rPr>
-        <w:t xml:space="preserve">undefined.7　</w:t>
+        <w:t xml:space="preserve">7.7　</w:t>
       </w:r>
       <w:r>
         <w:rPr>
@@ -17294,7 +17294,7 @@
           <w:sz w:val="22"/>
           <w:szCs w:val="22"/>
         </w:rPr>
-        <w:t xml:space="preserve">undefined.8　</w:t>
+        <w:t xml:space="preserve">7.8　</w:t>
       </w:r>
       <w:r>
         <w:rPr>
@@ -17328,7 +17328,7 @@
           <w:sz w:val="22"/>
           <w:szCs w:val="22"/>
         </w:rPr>
-        <w:t xml:space="preserve">undefined.9　</w:t>
+        <w:t xml:space="preserve">7.9　</w:t>
       </w:r>
       <w:r>
         <w:rPr>
@@ -17362,7 +17362,7 @@
           <w:sz w:val="22"/>
           <w:szCs w:val="22"/>
         </w:rPr>
-        <w:t xml:space="preserve">undefined.10　</w:t>
+        <w:t xml:space="preserve">7.10　</w:t>
       </w:r>
       <w:r>
         <w:rPr>
@@ -17414,7 +17414,7 @@
           <w:sz w:val="22"/>
           <w:szCs w:val="22"/>
         </w:rPr>
-        <w:t xml:space="preserve">undefined.11　</w:t>
+        <w:t xml:space="preserve">7.11　</w:t>
       </w:r>
       <w:r>
         <w:rPr>
@@ -17518,7 +17518,7 @@
           <w:sz w:val="22"/>
           <w:szCs w:val="22"/>
         </w:rPr>
-        <w:t xml:space="preserve">undefined.12　</w:t>
+        <w:t xml:space="preserve">7.12　</w:t>
       </w:r>
       <w:r>
         <w:rPr>
@@ -17569,7 +17569,7 @@
         </w:rPr>
         <w:t xml:space="preserve">1, 3　</w:t>
       </w:r>
-      <w:hyperlink w:history="1" r:id="rId9tyxhvzyeqlllcaje-id9">
+      <w:hyperlink w:history="1" r:id="rIdn2n8yd59-ezkokwewlhwu">
         <w:r>
           <w:rPr>
             <w:rStyle w:val="Hyperlink"/>
@@ -17595,7 +17595,7 @@
         </w:rPr>
         <w:t xml:space="preserve">2　</w:t>
       </w:r>
-      <w:hyperlink w:history="1" r:id="rId01mildqnodiird9et0fb0">
+      <w:hyperlink w:history="1" r:id="rIdp5-rwxcynte8b2cjv98p9">
         <w:r>
           <w:rPr>
             <w:rStyle w:val="Hyperlink"/>
@@ -17621,7 +17621,7 @@
         </w:rPr>
         <w:t xml:space="preserve">4, 11　</w:t>
       </w:r>
-      <w:hyperlink w:history="1" r:id="rId--o4upxjhzmknumu7jpxr">
+      <w:hyperlink w:history="1" r:id="rIdwfzzlynre_syz7hl0oyff">
         <w:r>
           <w:rPr>
             <w:rStyle w:val="Hyperlink"/>
@@ -17647,7 +17647,7 @@
         </w:rPr>
         <w:t xml:space="preserve">5, 8　</w:t>
       </w:r>
-      <w:hyperlink w:history="1" r:id="rIdofvwmyue0puvwdcuoass9">
+      <w:hyperlink w:history="1" r:id="rIdlpxr63mqyrrwayubqqbm-">
         <w:r>
           <w:rPr>
             <w:rStyle w:val="Hyperlink"/>
@@ -17673,7 +17673,7 @@
         </w:rPr>
         <w:t xml:space="preserve">6　</w:t>
       </w:r>
-      <w:hyperlink w:history="1" r:id="rIdgb5skygdcvek27qxfxmdm">
+      <w:hyperlink w:history="1" r:id="rIdxkv0bstqdmgajogos8lxx">
         <w:r>
           <w:rPr>
             <w:rStyle w:val="Hyperlink"/>
@@ -17699,7 +17699,7 @@
         </w:rPr>
         <w:t xml:space="preserve">7, 17　</w:t>
       </w:r>
-      <w:hyperlink w:history="1" r:id="rIddcxenibbcimv_42pbnw9r">
+      <w:hyperlink w:history="1" r:id="rIdesi8aj6jkk1xi5kcjkabm">
         <w:r>
           <w:rPr>
             <w:rStyle w:val="Hyperlink"/>
@@ -17725,7 +17725,7 @@
         </w:rPr>
         <w:t xml:space="preserve">9, 14, 23　</w:t>
       </w:r>
-      <w:hyperlink w:history="1" r:id="rIds6xmu1qwc0zkk4avo2rib">
+      <w:hyperlink w:history="1" r:id="rIdty6axhickcnx7kxdp7v7i">
         <w:r>
           <w:rPr>
             <w:rStyle w:val="Hyperlink"/>
@@ -17751,7 +17751,7 @@
         </w:rPr>
         <w:t xml:space="preserve">10　</w:t>
       </w:r>
-      <w:hyperlink w:history="1" r:id="rIdq8saqm-_of9sepdqfwxvl">
+      <w:hyperlink w:history="1" r:id="rId6igwebymcxt-pyuti-d8m">
         <w:r>
           <w:rPr>
             <w:rStyle w:val="Hyperlink"/>
@@ -17777,7 +17777,7 @@
         </w:rPr>
         <w:t xml:space="preserve">12　</w:t>
       </w:r>
-      <w:hyperlink w:history="1" r:id="rId762i2el4ou0lu-3ydmhyl">
+      <w:hyperlink w:history="1" r:id="rIdzsyrf3hht4-qoktc5fejf">
         <w:r>
           <w:rPr>
             <w:rStyle w:val="Hyperlink"/>
@@ -17803,7 +17803,7 @@
         </w:rPr>
         <w:t xml:space="preserve">13　</w:t>
       </w:r>
-      <w:hyperlink w:history="1" r:id="rIdnspnmmce4rl6x5gtrpfmn">
+      <w:hyperlink w:history="1" r:id="rIdsv7_hon5bm3tvwtuv7ozu">
         <w:r>
           <w:rPr>
             <w:rStyle w:val="Hyperlink"/>
@@ -17829,7 +17829,7 @@
         </w:rPr>
         <w:t xml:space="preserve">15　</w:t>
       </w:r>
-      <w:hyperlink w:history="1" r:id="rIdb_0m3i8rf95xgp6wrjw3e">
+      <w:hyperlink w:history="1" r:id="rIdnk8uwdpvyluomy01efitv">
         <w:r>
           <w:rPr>
             <w:rStyle w:val="Hyperlink"/>
@@ -17855,7 +17855,7 @@
         </w:rPr>
         <w:t xml:space="preserve">16　</w:t>
       </w:r>
-      <w:hyperlink w:history="1" r:id="rIdkfu3polpuayn_1gw3mirt">
+      <w:hyperlink w:history="1" r:id="rIdy8mpbx03f4dbz0ogd5rkn">
         <w:r>
           <w:rPr>
             <w:rStyle w:val="Hyperlink"/>
@@ -17881,7 +17881,7 @@
         </w:rPr>
         <w:t xml:space="preserve">18　</w:t>
       </w:r>
-      <w:hyperlink w:history="1" r:id="rIdl9lvpntgxci8eyjntkv-i">
+      <w:hyperlink w:history="1" r:id="rIdq7adukteqm3afbagzqlc8">
         <w:r>
           <w:rPr>
             <w:rStyle w:val="Hyperlink"/>
@@ -17907,7 +17907,7 @@
         </w:rPr>
         <w:t xml:space="preserve">19　</w:t>
       </w:r>
-      <w:hyperlink w:history="1" r:id="rIdd0u1kesc-qeomks09jjtt">
+      <w:hyperlink w:history="1" r:id="rIdvm6evedhopiboibkjvpk7">
         <w:r>
           <w:rPr>
             <w:rStyle w:val="Hyperlink"/>
@@ -17933,7 +17933,7 @@
         </w:rPr>
         <w:t xml:space="preserve">20　</w:t>
       </w:r>
-      <w:hyperlink w:history="1" r:id="rId7qm9b8y65j_9_3pcx_beo">
+      <w:hyperlink w:history="1" r:id="rIdhrtjqicngitkqqddshzmm">
         <w:r>
           <w:rPr>
             <w:rStyle w:val="Hyperlink"/>
@@ -17959,7 +17959,7 @@
         </w:rPr>
         <w:t xml:space="preserve">21　</w:t>
       </w:r>
-      <w:hyperlink w:history="1" r:id="rId1xt4jab8jxfgzo9lw_xiv">
+      <w:hyperlink w:history="1" r:id="rId3gulshueuxsl2kckcmlgd">
         <w:r>
           <w:rPr>
             <w:rStyle w:val="Hyperlink"/>
@@ -17985,7 +17985,7 @@
         </w:rPr>
         <w:t xml:space="preserve">22　</w:t>
       </w:r>
-      <w:hyperlink w:history="1" r:id="rIdrvev3zhzqhvgg7c-gn2nu">
+      <w:hyperlink w:history="1" r:id="rIdsycdn8gribhfrtlrcezrh">
         <w:r>
           <w:rPr>
             <w:rStyle w:val="Hyperlink"/>
@@ -18011,7 +18011,7 @@
         </w:rPr>
         <w:t xml:space="preserve">24　</w:t>
       </w:r>
-      <w:hyperlink w:history="1" r:id="rIdlqhludadfi_3row9f3a0e">
+      <w:hyperlink w:history="1" r:id="rIdkegbwdtema-bwpyvoe-rq">
         <w:r>
           <w:rPr>
             <w:rStyle w:val="Hyperlink"/>
@@ -18037,7 +18037,7 @@
         </w:rPr>
         <w:t xml:space="preserve">25　</w:t>
       </w:r>
-      <w:hyperlink w:history="1" r:id="rIdhsuxmub5pasrqeujsdiki">
+      <w:hyperlink w:history="1" r:id="rIdjfpixji65jnf023vuoxx1">
         <w:r>
           <w:rPr>
             <w:rStyle w:val="Hyperlink"/>
@@ -18063,7 +18063,7 @@
           <w:sz w:val="28"/>
           <w:szCs w:val="28"/>
         </w:rPr>
-        <w:t xml:space="preserve">undefined. undefined</w:t>
+        <w:t xml:space="preserve">8. 成立與章程</w:t>
       </w:r>
     </w:p>
     <w:p>
@@ -18079,7 +18079,7 @@
           <w:sz w:val="22"/>
           <w:szCs w:val="22"/>
         </w:rPr>
-        <w:t xml:space="preserve">undefined.1　</w:t>
+        <w:t xml:space="preserve">8.1　</w:t>
       </w:r>
       <w:r>
         <w:rPr>
@@ -18113,7 +18113,7 @@
           <w:sz w:val="22"/>
           <w:szCs w:val="22"/>
         </w:rPr>
-        <w:t xml:space="preserve">undefined.2　</w:t>
+        <w:t xml:space="preserve">8.2　</w:t>
       </w:r>
       <w:r>
         <w:rPr>
@@ -18685,7 +18685,7 @@
           <w:sz w:val="22"/>
           <w:szCs w:val="22"/>
         </w:rPr>
-        <w:t xml:space="preserve">undefined.3　</w:t>
+        <w:t xml:space="preserve">8.3　</w:t>
       </w:r>
       <w:r>
         <w:rPr>
@@ -18736,7 +18736,7 @@
           <w:sz w:val="22"/>
           <w:szCs w:val="22"/>
         </w:rPr>
-        <w:t xml:space="preserve">undefined.4　</w:t>
+        <w:t xml:space="preserve">8.4　</w:t>
       </w:r>
       <w:r>
         <w:rPr>
@@ -19528,7 +19528,7 @@
           <w:sz w:val="22"/>
           <w:szCs w:val="22"/>
         </w:rPr>
-        <w:t xml:space="preserve">undefined.5　</w:t>
+        <w:t xml:space="preserve">8.5　</w:t>
       </w:r>
       <w:r>
         <w:rPr>
@@ -19562,7 +19562,7 @@
           <w:sz w:val="22"/>
           <w:szCs w:val="22"/>
         </w:rPr>
-        <w:t xml:space="preserve">undefined.6　</w:t>
+        <w:t xml:space="preserve">8.6　</w:t>
       </w:r>
       <w:r>
         <w:rPr>
@@ -19614,7 +19614,7 @@
           <w:sz w:val="22"/>
           <w:szCs w:val="22"/>
         </w:rPr>
-        <w:t xml:space="preserve">undefined.7　</w:t>
+        <w:t xml:space="preserve">8.7　</w:t>
       </w:r>
       <w:r>
         <w:rPr>
@@ -20127,7 +20127,7 @@
         </w:rPr>
         <w:t xml:space="preserve">1　</w:t>
       </w:r>
-      <w:hyperlink w:history="1" r:id="rId7fr-vgq3cvpsrrc8kzeq_">
+      <w:hyperlink w:history="1" r:id="rId2im8q1m9hdgiuo4i7-ggz">
         <w:r>
           <w:rPr>
             <w:rStyle w:val="Hyperlink"/>
@@ -20153,7 +20153,7 @@
         </w:rPr>
         <w:t xml:space="preserve">2　</w:t>
       </w:r>
-      <w:hyperlink w:history="1" r:id="rIdbhv2yvioeg0nkrhvdrm0q">
+      <w:hyperlink w:history="1" r:id="rIdtn7t8e-rbzhdhxaycfzuv">
         <w:r>
           <w:rPr>
             <w:rStyle w:val="Hyperlink"/>
@@ -20179,7 +20179,7 @@
         </w:rPr>
         <w:t xml:space="preserve">3　</w:t>
       </w:r>
-      <w:hyperlink w:history="1" r:id="rIdbmrsp5v0gy3-_fusbvn9p">
+      <w:hyperlink w:history="1" r:id="rId3zun78k30-hm2ddwvun79">
         <w:r>
           <w:rPr>
             <w:rStyle w:val="Hyperlink"/>
@@ -20205,7 +20205,7 @@
         </w:rPr>
         <w:t xml:space="preserve">4　</w:t>
       </w:r>
-      <w:hyperlink w:history="1" r:id="rIdamevonip9uqlpdm-ehlki">
+      <w:hyperlink w:history="1" r:id="rIdqerht03tuakg-znq5tng7">
         <w:r>
           <w:rPr>
             <w:rStyle w:val="Hyperlink"/>
@@ -20231,7 +20231,7 @@
         </w:rPr>
         <w:t xml:space="preserve">5, 7　</w:t>
       </w:r>
-      <w:hyperlink w:history="1" r:id="rIdhwvdhkvroyglm01gwdxxt">
+      <w:hyperlink w:history="1" r:id="rId1s-jfdl9qb-2bbgachb37">
         <w:r>
           <w:rPr>
             <w:rStyle w:val="Hyperlink"/>
@@ -20257,7 +20257,7 @@
         </w:rPr>
         <w:t xml:space="preserve">6　</w:t>
       </w:r>
-      <w:hyperlink w:history="1" r:id="rIdtltyqtw61a8vko8qutgbp">
+      <w:hyperlink w:history="1" r:id="rIdpircbasdvlb1xkuohfrcr">
         <w:r>
           <w:rPr>
             <w:rStyle w:val="Hyperlink"/>
@@ -20283,7 +20283,7 @@
         </w:rPr>
         <w:t xml:space="preserve">8　</w:t>
       </w:r>
-      <w:hyperlink w:history="1" r:id="rIds3jdrq1wyhxjnz3t3a3uh">
+      <w:hyperlink w:history="1" r:id="rIdjdwk_uoougn8trosylfty">
         <w:r>
           <w:rPr>
             <w:rStyle w:val="Hyperlink"/>
@@ -20309,7 +20309,7 @@
         </w:rPr>
         <w:t xml:space="preserve">9　</w:t>
       </w:r>
-      <w:hyperlink w:history="1" r:id="rIdce3nop3un6zwqc1ie1ssq">
+      <w:hyperlink w:history="1" r:id="rIdelwx3w1m5mubk6dahyrxr">
         <w:r>
           <w:rPr>
             <w:rStyle w:val="Hyperlink"/>
@@ -20335,7 +20335,7 @@
         </w:rPr>
         <w:t xml:space="preserve">10　</w:t>
       </w:r>
-      <w:hyperlink w:history="1" r:id="rIdlxwwx2rbstlcodnlmkamg">
+      <w:hyperlink w:history="1" r:id="rId6co2fwe2dcleqbrkdputx">
         <w:r>
           <w:rPr>
             <w:rStyle w:val="Hyperlink"/>
@@ -20361,7 +20361,7 @@
         </w:rPr>
         <w:t xml:space="preserve">11, 12　</w:t>
       </w:r>
-      <w:hyperlink w:history="1" r:id="rIdlgt_thkfaw3sc96u1zyis">
+      <w:hyperlink w:history="1" r:id="rId0tjyhs3clk5wjetfbudq_">
         <w:r>
           <w:rPr>
             <w:rStyle w:val="Hyperlink"/>
@@ -20387,7 +20387,7 @@
         </w:rPr>
         <w:t xml:space="preserve">13, 15　</w:t>
       </w:r>
-      <w:hyperlink w:history="1" r:id="rId6uzdvbasnqvjpqihypa3i">
+      <w:hyperlink w:history="1" r:id="rIdnhbs1t2t3dmbdsncblxj-">
         <w:r>
           <w:rPr>
             <w:rStyle w:val="Hyperlink"/>
@@ -20413,7 +20413,7 @@
         </w:rPr>
         <w:t xml:space="preserve">14　</w:t>
       </w:r>
-      <w:hyperlink w:history="1" r:id="rIdojny4aqhtdj3c5k-mqxyl">
+      <w:hyperlink w:history="1" r:id="rIddaofpj5d70tzpsvaefsg2">
         <w:r>
           <w:rPr>
             <w:rStyle w:val="Hyperlink"/>
@@ -20439,7 +20439,7 @@
         </w:rPr>
         <w:t xml:space="preserve">16　</w:t>
       </w:r>
-      <w:hyperlink w:history="1" r:id="rIdopdw5jcrhmcl44yvixyp5">
+      <w:hyperlink w:history="1" r:id="rIdxbf_9van9ld9ximrbamtx">
         <w:r>
           <w:rPr>
             <w:rStyle w:val="Hyperlink"/>
@@ -20465,7 +20465,7 @@
         </w:rPr>
         <w:t xml:space="preserve">17　</w:t>
       </w:r>
-      <w:hyperlink w:history="1" r:id="rIdc53i7kx1g_iffr_ykxwe4">
+      <w:hyperlink w:history="1" r:id="rIdiyjagny0mf09vs6ylzga8">
         <w:r>
           <w:rPr>
             <w:rStyle w:val="Hyperlink"/>
@@ -20491,7 +20491,7 @@
         </w:rPr>
         <w:t xml:space="preserve">18　</w:t>
       </w:r>
-      <w:hyperlink w:history="1" r:id="rIdjzf92kn6hzchncncjgymy">
+      <w:hyperlink w:history="1" r:id="rIdehafm7ish01tol0iwpt1e">
         <w:r>
           <w:rPr>
             <w:rStyle w:val="Hyperlink"/>
@@ -20517,7 +20517,7 @@
         </w:rPr>
         <w:t xml:space="preserve">19　</w:t>
       </w:r>
-      <w:hyperlink w:history="1" r:id="rIdkpocfc6wetuw3sqn7w18o">
+      <w:hyperlink w:history="1" r:id="rId0-kqlx-nqpcrrfapflpsp">
         <w:r>
           <w:rPr>
             <w:rStyle w:val="Hyperlink"/>
@@ -20543,7 +20543,7 @@
           <w:sz w:val="28"/>
           <w:szCs w:val="28"/>
         </w:rPr>
-        <w:t xml:space="preserve">undefined. undefined</w:t>
+        <w:t xml:space="preserve">9. 會議規程</w:t>
       </w:r>
     </w:p>
     <w:p>
@@ -20559,7 +20559,7 @@
           <w:sz w:val="22"/>
           <w:szCs w:val="22"/>
         </w:rPr>
-        <w:t xml:space="preserve">undefined.1　</w:t>
+        <w:t xml:space="preserve">9.1　</w:t>
       </w:r>
       <w:r>
         <w:rPr>
@@ -20647,7 +20647,7 @@
           <w:sz w:val="22"/>
           <w:szCs w:val="22"/>
         </w:rPr>
-        <w:t xml:space="preserve">undefined.2　</w:t>
+        <w:t xml:space="preserve">9.2　</w:t>
       </w:r>
       <w:r>
         <w:rPr>
@@ -20681,7 +20681,7 @@
           <w:sz w:val="22"/>
           <w:szCs w:val="22"/>
         </w:rPr>
-        <w:t xml:space="preserve">undefined.3　</w:t>
+        <w:t xml:space="preserve">9.3　</w:t>
       </w:r>
       <w:r>
         <w:rPr>
@@ -20732,7 +20732,7 @@
           <w:sz w:val="22"/>
           <w:szCs w:val="22"/>
         </w:rPr>
-        <w:t xml:space="preserve">undefined.4　</w:t>
+        <w:t xml:space="preserve">9.4　</w:t>
       </w:r>
       <w:r>
         <w:rPr>
@@ -20783,7 +20783,7 @@
           <w:sz w:val="22"/>
           <w:szCs w:val="22"/>
         </w:rPr>
-        <w:t xml:space="preserve">undefined.5　</w:t>
+        <w:t xml:space="preserve">9.5　</w:t>
       </w:r>
       <w:r>
         <w:rPr>
@@ -20817,7 +20817,7 @@
           <w:sz w:val="22"/>
           <w:szCs w:val="22"/>
         </w:rPr>
-        <w:t xml:space="preserve">undefined.6　</w:t>
+        <w:t xml:space="preserve">9.6　</w:t>
       </w:r>
       <w:r>
         <w:rPr>
@@ -20851,7 +20851,7 @@
           <w:sz w:val="22"/>
           <w:szCs w:val="22"/>
         </w:rPr>
-        <w:t xml:space="preserve">undefined.7　</w:t>
+        <w:t xml:space="preserve">9.7　</w:t>
       </w:r>
       <w:r>
         <w:rPr>
@@ -20903,7 +20903,7 @@
           <w:sz w:val="22"/>
           <w:szCs w:val="22"/>
         </w:rPr>
-        <w:t xml:space="preserve">undefined.8　</w:t>
+        <w:t xml:space="preserve">9.8　</w:t>
       </w:r>
       <w:r>
         <w:rPr>
@@ -20937,7 +20937,7 @@
           <w:sz w:val="22"/>
           <w:szCs w:val="22"/>
         </w:rPr>
-        <w:t xml:space="preserve">undefined.9　</w:t>
+        <w:t xml:space="preserve">9.9　</w:t>
       </w:r>
       <w:r>
         <w:rPr>
@@ -20971,7 +20971,7 @@
           <w:sz w:val="22"/>
           <w:szCs w:val="22"/>
         </w:rPr>
-        <w:t xml:space="preserve">undefined.10　</w:t>
+        <w:t xml:space="preserve">9.10　</w:t>
       </w:r>
       <w:r>
         <w:rPr>
@@ -21074,7 +21074,7 @@
         </w:rPr>
         <w:t xml:space="preserve">1　</w:t>
       </w:r>
-      <w:hyperlink w:history="1" r:id="rIdbn8qrdcuiryq4jk1n234m">
+      <w:hyperlink w:history="1" r:id="rId1n7bqjzgl7adiduccg2ex">
         <w:r>
           <w:rPr>
             <w:rStyle w:val="Hyperlink"/>
@@ -21100,7 +21100,7 @@
         </w:rPr>
         <w:t xml:space="preserve">2　</w:t>
       </w:r>
-      <w:hyperlink w:history="1" r:id="rIdv3cn1b6ocg0xtwjx4zcck">
+      <w:hyperlink w:history="1" r:id="rIdchr9segenk8vnxzzk9rwa">
         <w:r>
           <w:rPr>
             <w:rStyle w:val="Hyperlink"/>
@@ -21126,7 +21126,7 @@
         </w:rPr>
         <w:t xml:space="preserve">3, 5　</w:t>
       </w:r>
-      <w:hyperlink w:history="1" r:id="rIdqx0-iwecrza8zzeyqrguq">
+      <w:hyperlink w:history="1" r:id="rIdzrpc8cu2lrp8swhepbhyo">
         <w:r>
           <w:rPr>
             <w:rStyle w:val="Hyperlink"/>
@@ -21152,7 +21152,7 @@
         </w:rPr>
         <w:t xml:space="preserve">4, 11, 15　</w:t>
       </w:r>
-      <w:hyperlink w:history="1" r:id="rIdzximmdck7g2q_chfiyoqd">
+      <w:hyperlink w:history="1" r:id="rIdfcfo46cezsomqzgvsu0rt">
         <w:r>
           <w:rPr>
             <w:rStyle w:val="Hyperlink"/>
@@ -21178,7 +21178,7 @@
         </w:rPr>
         <w:t xml:space="preserve">6, 7, 8　</w:t>
       </w:r>
-      <w:hyperlink w:history="1" r:id="rIdditeyamasxxob9pw0hc1t">
+      <w:hyperlink w:history="1" r:id="rIdzc-wuoudbypwmc80gead1">
         <w:r>
           <w:rPr>
             <w:rStyle w:val="Hyperlink"/>
@@ -21204,7 +21204,7 @@
         </w:rPr>
         <w:t xml:space="preserve">9　</w:t>
       </w:r>
-      <w:hyperlink w:history="1" r:id="rIdm6rjsxdsuaz6mtrsypsqn">
+      <w:hyperlink w:history="1" r:id="rIdkdbslq23htkonurm1e4p4">
         <w:r>
           <w:rPr>
             <w:rStyle w:val="Hyperlink"/>
@@ -21230,7 +21230,7 @@
         </w:rPr>
         <w:t xml:space="preserve">10　</w:t>
       </w:r>
-      <w:hyperlink w:history="1" r:id="rId_3ezeitmaa0bxr5lbjcam">
+      <w:hyperlink w:history="1" r:id="rIdbidwvzr6apl432r7-pceq">
         <w:r>
           <w:rPr>
             <w:rStyle w:val="Hyperlink"/>
@@ -21256,7 +21256,7 @@
         </w:rPr>
         <w:t xml:space="preserve">12　</w:t>
       </w:r>
-      <w:hyperlink w:history="1" r:id="rIdl8pglqwqouwwts2f5gwg4">
+      <w:hyperlink w:history="1" r:id="rIdn6nsleowqjcfnttd-6vsw">
         <w:r>
           <w:rPr>
             <w:rStyle w:val="Hyperlink"/>
@@ -21282,7 +21282,7 @@
         </w:rPr>
         <w:t xml:space="preserve">13　</w:t>
       </w:r>
-      <w:hyperlink w:history="1" r:id="rIdxmjct4dth12n_35crevdt">
+      <w:hyperlink w:history="1" r:id="rId_gtghf8gjzs71zsii9cqm">
         <w:r>
           <w:rPr>
             <w:rStyle w:val="Hyperlink"/>
@@ -21308,7 +21308,7 @@
         </w:rPr>
         <w:t xml:space="preserve">14　</w:t>
       </w:r>
-      <w:hyperlink w:history="1" r:id="rIdmwbrgfvj16cddioesk9k9">
+      <w:hyperlink w:history="1" r:id="rIdsg3nmd-61hd06cjiogolb">
         <w:r>
           <w:rPr>
             <w:rStyle w:val="Hyperlink"/>
@@ -21334,7 +21334,7 @@
           <w:sz w:val="28"/>
           <w:szCs w:val="28"/>
         </w:rPr>
-        <w:t xml:space="preserve">undefined. undefined</w:t>
+        <w:t xml:space="preserve">10. 財務治理</w:t>
       </w:r>
     </w:p>
     <w:p>
@@ -21350,7 +21350,7 @@
           <w:sz w:val="22"/>
           <w:szCs w:val="22"/>
         </w:rPr>
-        <w:t xml:space="preserve">undefined.1　</w:t>
+        <w:t xml:space="preserve">10.1　</w:t>
       </w:r>
       <w:r>
         <w:rPr>
@@ -21420,7 +21420,7 @@
           <w:sz w:val="22"/>
           <w:szCs w:val="22"/>
         </w:rPr>
-        <w:t xml:space="preserve">undefined.2　</w:t>
+        <w:t xml:space="preserve">10.2　</w:t>
       </w:r>
       <w:r>
         <w:rPr>
@@ -21454,7 +21454,7 @@
           <w:sz w:val="22"/>
           <w:szCs w:val="22"/>
         </w:rPr>
-        <w:t xml:space="preserve">undefined.3　</w:t>
+        <w:t xml:space="preserve">10.3　</w:t>
       </w:r>
       <w:r>
         <w:rPr>
@@ -21748,7 +21748,7 @@
           <w:sz w:val="22"/>
           <w:szCs w:val="22"/>
         </w:rPr>
-        <w:t xml:space="preserve">undefined.4　</w:t>
+        <w:t xml:space="preserve">10.4　</w:t>
       </w:r>
       <w:r>
         <w:rPr>
@@ -21800,7 +21800,7 @@
           <w:sz w:val="22"/>
           <w:szCs w:val="22"/>
         </w:rPr>
-        <w:t xml:space="preserve">undefined.5　</w:t>
+        <w:t xml:space="preserve">10.5　</w:t>
       </w:r>
       <w:r>
         <w:rPr>
@@ -21834,7 +21834,7 @@
           <w:sz w:val="22"/>
           <w:szCs w:val="22"/>
         </w:rPr>
-        <w:t xml:space="preserve">undefined.6　</w:t>
+        <w:t xml:space="preserve">10.6　</w:t>
       </w:r>
       <w:r>
         <w:rPr>
@@ -22507,7 +22507,7 @@
           <w:sz w:val="22"/>
           <w:szCs w:val="22"/>
         </w:rPr>
-        <w:t xml:space="preserve">undefined.7　</w:t>
+        <w:t xml:space="preserve">10.7　</w:t>
       </w:r>
       <w:r>
         <w:rPr>
@@ -22559,7 +22559,7 @@
           <w:sz w:val="22"/>
           <w:szCs w:val="22"/>
         </w:rPr>
-        <w:t xml:space="preserve">undefined.8　</w:t>
+        <w:t xml:space="preserve">10.8　</w:t>
       </w:r>
       <w:r>
         <w:rPr>
@@ -22888,7 +22888,7 @@
         </w:rPr>
         <w:t xml:space="preserve">1　</w:t>
       </w:r>
-      <w:hyperlink w:history="1" r:id="rIdhsmb8mu1ne3lzawc2lk9p">
+      <w:hyperlink w:history="1" r:id="rIdfn5otgi7e4jpi5d3nphmw">
         <w:r>
           <w:rPr>
             <w:rStyle w:val="Hyperlink"/>
@@ -22914,7 +22914,7 @@
         </w:rPr>
         <w:t xml:space="preserve">2　</w:t>
       </w:r>
-      <w:hyperlink w:history="1" r:id="rIdluxp3zyeyo5ohx7kyzsyx">
+      <w:hyperlink w:history="1" r:id="rIdayioi1dphqbgstlabicld">
         <w:r>
           <w:rPr>
             <w:rStyle w:val="Hyperlink"/>
@@ -22940,7 +22940,7 @@
         </w:rPr>
         <w:t xml:space="preserve">3　</w:t>
       </w:r>
-      <w:hyperlink w:history="1" r:id="rIdwpdb-kl5ol-osq1bo5boi">
+      <w:hyperlink w:history="1" r:id="rIdpfwxf2qvlbfp1ny5wn09f">
         <w:r>
           <w:rPr>
             <w:rStyle w:val="Hyperlink"/>
@@ -22966,7 +22966,7 @@
         </w:rPr>
         <w:t xml:space="preserve">4, 8　</w:t>
       </w:r>
-      <w:hyperlink w:history="1" r:id="rIdjkla5byft1fiydqyfg8g-">
+      <w:hyperlink w:history="1" r:id="rId0pjx0ofzfsh4aytwdou_q">
         <w:r>
           <w:rPr>
             <w:rStyle w:val="Hyperlink"/>
@@ -22992,7 +22992,7 @@
         </w:rPr>
         <w:t xml:space="preserve">5　</w:t>
       </w:r>
-      <w:hyperlink w:history="1" r:id="rIdpg4ewumcxm9atajmqneku">
+      <w:hyperlink w:history="1" r:id="rIdorcqcjqr-vmo9aofgjrrf">
         <w:r>
           <w:rPr>
             <w:rStyle w:val="Hyperlink"/>
@@ -23018,7 +23018,7 @@
         </w:rPr>
         <w:t xml:space="preserve">6　</w:t>
       </w:r>
-      <w:hyperlink w:history="1" r:id="rIdhc_3qors2681bpbsoim18">
+      <w:hyperlink w:history="1" r:id="rId68jdcgzjcb5exbgw82-qc">
         <w:r>
           <w:rPr>
             <w:rStyle w:val="Hyperlink"/>
@@ -23044,7 +23044,7 @@
         </w:rPr>
         <w:t xml:space="preserve">7　</w:t>
       </w:r>
-      <w:hyperlink w:history="1" r:id="rIdhychxvvnialagjydoimn2">
+      <w:hyperlink w:history="1" r:id="rIdlocqkksq0ximm_ej8kopt">
         <w:r>
           <w:rPr>
             <w:rStyle w:val="Hyperlink"/>
@@ -23070,7 +23070,7 @@
         </w:rPr>
         <w:t xml:space="preserve">9　</w:t>
       </w:r>
-      <w:hyperlink w:history="1" r:id="rIdszspttzbubqfpm6u1kjed">
+      <w:hyperlink w:history="1" r:id="rIdmnvmkmnuok9tumzy-3iyy">
         <w:r>
           <w:rPr>
             <w:rStyle w:val="Hyperlink"/>
@@ -23096,7 +23096,7 @@
         </w:rPr>
         <w:t xml:space="preserve">10　</w:t>
       </w:r>
-      <w:hyperlink w:history="1" r:id="rIdr8vvpkhul-k6apgkquzye">
+      <w:hyperlink w:history="1" r:id="rIdqhkttozydhvmyjllu8-58">
         <w:r>
           <w:rPr>
             <w:rStyle w:val="Hyperlink"/>
@@ -23122,7 +23122,7 @@
         </w:rPr>
         <w:t xml:space="preserve">11　</w:t>
       </w:r>
-      <w:hyperlink w:history="1" r:id="rIdmr2jii5xpsceohxqkxbbh">
+      <w:hyperlink w:history="1" r:id="rIdkggzyhzfyrkt0k-i77m6p">
         <w:r>
           <w:rPr>
             <w:rStyle w:val="Hyperlink"/>
@@ -23148,7 +23148,7 @@
         </w:rPr>
         <w:t xml:space="preserve">12　</w:t>
       </w:r>
-      <w:hyperlink w:history="1" r:id="rIdimmkgznpn_rgizavszbgz">
+      <w:hyperlink w:history="1" r:id="rId-n2tkvxe4smrn15rgjpgz">
         <w:r>
           <w:rPr>
             <w:rStyle w:val="Hyperlink"/>
@@ -23174,7 +23174,7 @@
         </w:rPr>
         <w:t xml:space="preserve">13　</w:t>
       </w:r>
-      <w:hyperlink w:history="1" r:id="rIdj8qmp-mamg3ys0kvpyddu">
+      <w:hyperlink w:history="1" r:id="rIdbw_zlcdjoib6jk0o35zgl">
         <w:r>
           <w:rPr>
             <w:rStyle w:val="Hyperlink"/>
@@ -23200,7 +23200,7 @@
         </w:rPr>
         <w:t xml:space="preserve">14　</w:t>
       </w:r>
-      <w:hyperlink w:history="1" r:id="rIdkolg8ebabvrftc3wgl0_v">
+      <w:hyperlink w:history="1" r:id="rIdbeevwvznaoc11sv8kbx2s">
         <w:r>
           <w:rPr>
             <w:rStyle w:val="Hyperlink"/>
@@ -23226,7 +23226,7 @@
           <w:sz w:val="28"/>
           <w:szCs w:val="28"/>
         </w:rPr>
-        <w:t xml:space="preserve">undefined. undefined</w:t>
+        <w:t xml:space="preserve">11. 學校發展計劃</w:t>
       </w:r>
     </w:p>
     <w:p>
@@ -23242,7 +23242,7 @@
           <w:sz w:val="22"/>
           <w:szCs w:val="22"/>
         </w:rPr>
-        <w:t xml:space="preserve">undefined.1　</w:t>
+        <w:t xml:space="preserve">11.1　</w:t>
       </w:r>
       <w:r>
         <w:rPr>
@@ -23293,7 +23293,7 @@
           <w:sz w:val="22"/>
           <w:szCs w:val="22"/>
         </w:rPr>
-        <w:t xml:space="preserve">undefined.2　</w:t>
+        <w:t xml:space="preserve">11.2　</w:t>
       </w:r>
       <w:r>
         <w:rPr>
@@ -23362,7 +23362,7 @@
           <w:sz w:val="22"/>
           <w:szCs w:val="22"/>
         </w:rPr>
-        <w:t xml:space="preserve">undefined.3　</w:t>
+        <w:t xml:space="preserve">11.3　</w:t>
       </w:r>
       <w:r>
         <w:rPr>
@@ -23786,7 +23786,7 @@
           <w:sz w:val="22"/>
           <w:szCs w:val="22"/>
         </w:rPr>
-        <w:t xml:space="preserve">undefined.4　</w:t>
+        <w:t xml:space="preserve">11.4　</w:t>
       </w:r>
       <w:r>
         <w:rPr>
@@ -23837,7 +23837,7 @@
           <w:sz w:val="22"/>
           <w:szCs w:val="22"/>
         </w:rPr>
-        <w:t xml:space="preserve">undefined.5　</w:t>
+        <w:t xml:space="preserve">11.5　</w:t>
       </w:r>
       <w:r>
         <w:rPr>
@@ -23940,7 +23940,7 @@
           <w:sz w:val="22"/>
           <w:szCs w:val="22"/>
         </w:rPr>
-        <w:t xml:space="preserve">undefined.6　</w:t>
+        <w:t xml:space="preserve">11.6　</w:t>
       </w:r>
       <w:r>
         <w:rPr>
@@ -23992,7 +23992,7 @@
           <w:sz w:val="22"/>
           <w:szCs w:val="22"/>
         </w:rPr>
-        <w:t xml:space="preserve">undefined.7　</w:t>
+        <w:t xml:space="preserve">11.7　</w:t>
       </w:r>
       <w:r>
         <w:rPr>
@@ -24043,7 +24043,7 @@
           <w:sz w:val="22"/>
           <w:szCs w:val="22"/>
         </w:rPr>
-        <w:t xml:space="preserve">undefined.8　</w:t>
+        <w:t xml:space="preserve">11.8　</w:t>
       </w:r>
       <w:r>
         <w:rPr>
@@ -24094,7 +24094,7 @@
           <w:sz w:val="22"/>
           <w:szCs w:val="22"/>
         </w:rPr>
-        <w:t xml:space="preserve">undefined.9　</w:t>
+        <w:t xml:space="preserve">11.9　</w:t>
       </w:r>
       <w:r>
         <w:rPr>
@@ -24162,7 +24162,7 @@
         </w:rPr>
         <w:t xml:space="preserve">1, 2　</w:t>
       </w:r>
-      <w:hyperlink w:history="1" r:id="rIdofb1-c7sdogfz0qotcst1">
+      <w:hyperlink w:history="1" r:id="rIdwi4r6yclsfdguubq0ruuk">
         <w:r>
           <w:rPr>
             <w:rStyle w:val="Hyperlink"/>
@@ -24188,7 +24188,7 @@
         </w:rPr>
         <w:t xml:space="preserve">3, 10, 11　</w:t>
       </w:r>
-      <w:hyperlink w:history="1" r:id="rId5lkd_qfaqhnkp0gjugco_">
+      <w:hyperlink w:history="1" r:id="rIdzwgnxrbjh1pn-euye3pc2">
         <w:r>
           <w:rPr>
             <w:rStyle w:val="Hyperlink"/>
@@ -24214,7 +24214,7 @@
         </w:rPr>
         <w:t xml:space="preserve">4　</w:t>
       </w:r>
-      <w:hyperlink w:history="1" r:id="rIdjfgir7ekxiwtawrisig_b">
+      <w:hyperlink w:history="1" r:id="rIdi7jne_gyaftg5c3av3qmn">
         <w:r>
           <w:rPr>
             <w:rStyle w:val="Hyperlink"/>
@@ -24240,7 +24240,7 @@
         </w:rPr>
         <w:t xml:space="preserve">5, 7, 9　</w:t>
       </w:r>
-      <w:hyperlink w:history="1" r:id="rIda9_uf4dmyoek9sard55f3">
+      <w:hyperlink w:history="1" r:id="rIdcj8_bs35jatsg_s0lzkje">
         <w:r>
           <w:rPr>
             <w:rStyle w:val="Hyperlink"/>
@@ -24266,7 +24266,7 @@
         </w:rPr>
         <w:t xml:space="preserve">6　</w:t>
       </w:r>
-      <w:hyperlink w:history="1" r:id="rId09mhup6tpzqtbdvdsxosd">
+      <w:hyperlink w:history="1" r:id="rId1ykkmkluebufnd4he5swk">
         <w:r>
           <w:rPr>
             <w:rStyle w:val="Hyperlink"/>
@@ -24292,7 +24292,7 @@
         </w:rPr>
         <w:t xml:space="preserve">8　</w:t>
       </w:r>
-      <w:hyperlink w:history="1" r:id="rId3vrwbbzgjgtiyqnixhilw">
+      <w:hyperlink w:history="1" r:id="rIdsyroeiquophpu4xlhglnd">
         <w:r>
           <w:rPr>
             <w:rStyle w:val="Hyperlink"/>
@@ -24318,7 +24318,7 @@
         </w:rPr>
         <w:t xml:space="preserve">12　</w:t>
       </w:r>
-      <w:hyperlink w:history="1" r:id="rIdedjwjbklvsphu6txjqpxn">
+      <w:hyperlink w:history="1" r:id="rIdlujqwderk3_ha-amd3fei">
         <w:r>
           <w:rPr>
             <w:rStyle w:val="Hyperlink"/>
@@ -24344,7 +24344,7 @@
         </w:rPr>
         <w:t xml:space="preserve">13　</w:t>
       </w:r>
-      <w:hyperlink w:history="1" r:id="rIdztm-wwphyw4iapwq5menl">
+      <w:hyperlink w:history="1" r:id="rIdciyompw3g05rzpnhpcvwt">
         <w:r>
           <w:rPr>
             <w:rStyle w:val="Hyperlink"/>
@@ -24370,7 +24370,7 @@
           <w:sz w:val="28"/>
           <w:szCs w:val="28"/>
         </w:rPr>
-        <w:t xml:space="preserve">undefined. undefined</w:t>
+        <w:t xml:space="preserve">12. 校監與幹事</w:t>
       </w:r>
     </w:p>
     <w:p>
@@ -24386,7 +24386,7 @@
           <w:sz w:val="22"/>
           <w:szCs w:val="22"/>
         </w:rPr>
-        <w:t xml:space="preserve">undefined.1　</w:t>
+        <w:t xml:space="preserve">12.1　</w:t>
       </w:r>
       <w:r>
         <w:rPr>
@@ -24473,7 +24473,7 @@
           <w:sz w:val="22"/>
           <w:szCs w:val="22"/>
         </w:rPr>
-        <w:t xml:space="preserve">undefined.2　</w:t>
+        <w:t xml:space="preserve">12.2　</w:t>
       </w:r>
       <w:r>
         <w:rPr>
@@ -24507,7 +24507,7 @@
           <w:sz w:val="22"/>
           <w:szCs w:val="22"/>
         </w:rPr>
-        <w:t xml:space="preserve">undefined.3　</w:t>
+        <w:t xml:space="preserve">12.3　</w:t>
       </w:r>
       <w:r>
         <w:rPr>
@@ -24576,7 +24576,7 @@
           <w:sz w:val="22"/>
           <w:szCs w:val="22"/>
         </w:rPr>
-        <w:t xml:space="preserve">undefined.4　</w:t>
+        <w:t xml:space="preserve">12.4　</w:t>
       </w:r>
       <w:r>
         <w:rPr>
@@ -24662,7 +24662,7 @@
           <w:sz w:val="22"/>
           <w:szCs w:val="22"/>
         </w:rPr>
-        <w:t xml:space="preserve">undefined.5　</w:t>
+        <w:t xml:space="preserve">12.5　</w:t>
       </w:r>
       <w:r>
         <w:rPr>
@@ -24713,7 +24713,7 @@
           <w:sz w:val="22"/>
           <w:szCs w:val="22"/>
         </w:rPr>
-        <w:t xml:space="preserve">undefined.6　</w:t>
+        <w:t xml:space="preserve">12.6　</w:t>
       </w:r>
       <w:r>
         <w:rPr>
@@ -24764,7 +24764,7 @@
           <w:sz w:val="22"/>
           <w:szCs w:val="22"/>
         </w:rPr>
-        <w:t xml:space="preserve">undefined.7　</w:t>
+        <w:t xml:space="preserve">12.7　</w:t>
       </w:r>
       <w:r>
         <w:rPr>
@@ -24815,7 +24815,7 @@
           <w:sz w:val="22"/>
           <w:szCs w:val="22"/>
         </w:rPr>
-        <w:t xml:space="preserve">undefined.8　</w:t>
+        <w:t xml:space="preserve">12.8　</w:t>
       </w:r>
       <w:r>
         <w:rPr>
@@ -24866,7 +24866,7 @@
         </w:rPr>
         <w:t xml:space="preserve">1　</w:t>
       </w:r>
-      <w:hyperlink w:history="1" r:id="rId0clx1jk7poresgahe2f4e">
+      <w:hyperlink w:history="1" r:id="rIdzsnef7xq-7jdwapgpgnpo">
         <w:r>
           <w:rPr>
             <w:rStyle w:val="Hyperlink"/>
@@ -24892,7 +24892,7 @@
         </w:rPr>
         <w:t xml:space="preserve">2, 9　</w:t>
       </w:r>
-      <w:hyperlink w:history="1" r:id="rIdbhpyscxssdjntjgm1h3eu">
+      <w:hyperlink w:history="1" r:id="rId7cot8dizj-wtytxgnfoxe">
         <w:r>
           <w:rPr>
             <w:rStyle w:val="Hyperlink"/>
@@ -24918,7 +24918,7 @@
         </w:rPr>
         <w:t xml:space="preserve">3, 6, 7　</w:t>
       </w:r>
-      <w:hyperlink w:history="1" r:id="rId2hscijnmgxtk3quvknczf">
+      <w:hyperlink w:history="1" r:id="rIda60a0oy4ehxpjtkleghji">
         <w:r>
           <w:rPr>
             <w:rStyle w:val="Hyperlink"/>
@@ -24944,7 +24944,7 @@
         </w:rPr>
         <w:t xml:space="preserve">4, 5　</w:t>
       </w:r>
-      <w:hyperlink w:history="1" r:id="rIdnsjygy5axsf9-yhw_fdbb">
+      <w:hyperlink w:history="1" r:id="rIdrq35kgu7yf8dkapnuoir1">
         <w:r>
           <w:rPr>
             <w:rStyle w:val="Hyperlink"/>
@@ -24970,7 +24970,7 @@
         </w:rPr>
         <w:t xml:space="preserve">8　</w:t>
       </w:r>
-      <w:hyperlink w:history="1" r:id="rIdfjvfhhwiw89stlw_qpbi9">
+      <w:hyperlink w:history="1" r:id="rId59iqvffw7w4lw1iwdb9wh">
         <w:r>
           <w:rPr>
             <w:rStyle w:val="Hyperlink"/>
@@ -24996,7 +24996,7 @@
         </w:rPr>
         <w:t xml:space="preserve">10　</w:t>
       </w:r>
-      <w:hyperlink w:history="1" r:id="rId_n3qspu5_lmevkmr1ne8h">
+      <w:hyperlink w:history="1" r:id="rIdfvfbpcrsnlnyfjk7bsbi-">
         <w:r>
           <w:rPr>
             <w:rStyle w:val="Hyperlink"/>
@@ -25022,7 +25022,7 @@
         </w:rPr>
         <w:t xml:space="preserve">11, 12　</w:t>
       </w:r>
-      <w:hyperlink w:history="1" r:id="rId2xnt_cu67yl3zt52ebxdo">
+      <w:hyperlink w:history="1" r:id="rIdzxt2rwbwcsxmkiobjbphi">
         <w:r>
           <w:rPr>
             <w:rStyle w:val="Hyperlink"/>
